--- a/src/Tests/Inputs/resumes/14/input.docx
+++ b/src/Tests/Inputs/resumes/14/input.docx
@@ -1,6 +1,6 @@
 
 <file path=word/document.xml><?xml version="1.0" encoding="utf-8"?>
-<w:document xmlns:wpc="http://schemas.microsoft.com/office/word/2010/wordprocessingCanvas" xmlns:cx="http://schemas.microsoft.com/office/drawing/2014/chartex" xmlns:cx1="http://schemas.microsoft.com/office/drawing/2015/9/8/chartex" xmlns:cx2="http://schemas.microsoft.com/office/drawing/2015/10/21/chartex" xmlns:cx3="http://schemas.microsoft.com/office/drawing/2016/5/9/chartex" xmlns:cx4="http://schemas.microsoft.com/office/drawing/2016/5/10/chartex" xmlns:cx5="http://schemas.microsoft.com/office/drawing/2016/5/11/chartex" xmlns:cx6="http://schemas.microsoft.com/office/drawing/2016/5/12/chartex" xmlns:cx7="http://schemas.microsoft.com/office/drawing/2016/5/13/chartex" xmlns:cx8="http://schemas.microsoft.com/office/drawing/2016/5/14/chartex" xmlns:mc="http://schemas.openxmlformats.org/markup-compatibility/2006" xmlns:aink="http://schemas.microsoft.com/office/drawing/2016/ink" xmlns:am3d="http://schemas.microsoft.com/office/drawing/2017/model3d" xmlns:o="urn:schemas-microsoft-com:office:office" xmlns:oel="http://schemas.microsoft.com/office/2019/extlst" xmlns:r="http://schemas.openxmlformats.org/officeDocument/2006/relationships" xmlns:m="http://schemas.openxmlformats.org/officeDocument/2006/math" xmlns:v="urn:schemas-microsoft-com:vml" xmlns:wp14="http://schemas.microsoft.com/office/word/2010/wordprocessingDrawing" xmlns:wp="http://schemas.openxmlformats.org/drawingml/2006/wordprocessingDrawing" xmlns:w10="urn:schemas-microsoft-com:office:word" xmlns:w="http://schemas.openxmlformats.org/wordprocessingml/2006/main" xmlns:w14="http://schemas.microsoft.com/office/word/2010/wordml" xmlns:w15="http://schemas.microsoft.com/office/word/2012/wordml" xmlns:w16cex="http://schemas.microsoft.com/office/word/2018/wordml/cex" xmlns:w16cid="http://schemas.microsoft.com/office/word/2016/wordml/cid" xmlns:w16="http://schemas.microsoft.com/office/word/2018/wordml" xmlns:w16du="http://schemas.microsoft.com/office/word/2023/wordml/word16du" xmlns:w16sdtdh="http://schemas.microsoft.com/office/word/2020/wordml/sdtdatahash" xmlns:w16se="http://schemas.microsoft.com/office/word/2015/wordml/symex" xmlns:wpg="http://schemas.microsoft.com/office/word/2010/wordprocessingGroup" xmlns:wpi="http://schemas.microsoft.com/office/word/2010/wordprocessingInk" xmlns:wne="http://schemas.microsoft.com/office/word/2006/wordml" xmlns:wps="http://schemas.microsoft.com/office/word/2010/wordprocessingShape" mc:Ignorable="w14 w15 w16se w16cid w16 w16cex w16sdtdh wp14">
+<w:document xmlns:a="http://schemas.openxmlformats.org/drawingml/2006/main" xmlns:adec="http://schemas.microsoft.com/office/drawing/2017/decorative" xmlns:wpc="http://schemas.microsoft.com/office/word/2010/wordprocessingCanvas" xmlns:cx="http://schemas.microsoft.com/office/drawing/2014/chartex" xmlns:cx1="http://schemas.microsoft.com/office/drawing/2015/9/8/chartex" xmlns:cx2="http://schemas.microsoft.com/office/drawing/2015/10/21/chartex" xmlns:cx3="http://schemas.microsoft.com/office/drawing/2016/5/9/chartex" xmlns:cx4="http://schemas.microsoft.com/office/drawing/2016/5/10/chartex" xmlns:cx5="http://schemas.microsoft.com/office/drawing/2016/5/11/chartex" xmlns:cx6="http://schemas.microsoft.com/office/drawing/2016/5/12/chartex" xmlns:cx7="http://schemas.microsoft.com/office/drawing/2016/5/13/chartex" xmlns:cx8="http://schemas.microsoft.com/office/drawing/2016/5/14/chartex" xmlns:mc="http://schemas.openxmlformats.org/markup-compatibility/2006" xmlns:aink="http://schemas.microsoft.com/office/drawing/2016/ink" xmlns:am3d="http://schemas.microsoft.com/office/drawing/2017/model3d" xmlns:o="urn:schemas-microsoft-com:office:office" xmlns:oel="http://schemas.microsoft.com/office/2019/extlst" xmlns:r="http://schemas.openxmlformats.org/officeDocument/2006/relationships" xmlns:m="http://schemas.openxmlformats.org/officeDocument/2006/math" xmlns:v="urn:schemas-microsoft-com:vml" xmlns:wp14="http://schemas.microsoft.com/office/word/2010/wordprocessingDrawing" xmlns:wp="http://schemas.openxmlformats.org/drawingml/2006/wordprocessingDrawing" xmlns:w10="urn:schemas-microsoft-com:office:word" xmlns:w="http://schemas.openxmlformats.org/wordprocessingml/2006/main" xmlns:w14="http://schemas.microsoft.com/office/word/2010/wordml" xmlns:w15="http://schemas.microsoft.com/office/word/2012/wordml" xmlns:w16cex="http://schemas.microsoft.com/office/word/2018/wordml/cex" xmlns:w16cid="http://schemas.microsoft.com/office/word/2016/wordml/cid" xmlns:w16="http://schemas.microsoft.com/office/word/2018/wordml" xmlns:w16du="http://schemas.microsoft.com/office/word/2023/wordml/word16du" xmlns:w16sdtdh="http://schemas.microsoft.com/office/word/2020/wordml/sdtdatahash" xmlns:w16se="http://schemas.microsoft.com/office/word/2015/wordml/symex" xmlns:wpg="http://schemas.microsoft.com/office/word/2010/wordprocessingGroup" xmlns:wpi="http://schemas.microsoft.com/office/word/2010/wordprocessingInk" xmlns:wne="http://schemas.microsoft.com/office/word/2006/wordml" xmlns:wps="http://schemas.microsoft.com/office/word/2010/wordprocessingShape" mc:Ignorable="w14 w15 w16se w16cid w16 w16cex w16sdtdh wp14">
   <w:body>
     <w:p>
       <w:pPr>
@@ -199,7 +199,7 @@
           </mc:Choice>
           <mc:Fallback>
             <w:pict>
-              <v:line w14:anchorId="19CE38B2" id="Straight Connector 1" o:spid="_x0000_s1026" alt="&quot;&quot;" style="visibility:visible;mso-wrap-style:square;mso-left-percent:-10001;mso-top-percent:-10001;mso-position-horizontal:absolute;mso-position-horizontal-relative:char;mso-position-vertical:absolute;mso-position-vertical-relative:line;mso-left-percent:-10001;mso-top-percent:-10001" from="0,0" to="468pt,0" o:gfxdata="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" strokecolor="black [3213]" strokeweight="1pt">
+              <v:line id="Straight Connector 1" style="visibility:visible;mso-wrap-style:square;mso-left-percent:-10001;mso-top-percent:-10001;mso-position-horizontal:absolute;mso-position-horizontal-relative:char;mso-position-vertical:absolute;mso-position-vertical-relative:line;mso-left-percent:-10001;mso-top-percent:-10001" alt="&quot;&quot;" o:spid="_x0000_s1026" strokecolor="black [3213]" strokeweight="1pt" o:gfxdata="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" from="0,0" to="468pt,0" w14:anchorId="19CE38B2">
                 <v:stroke joinstyle="miter"/>
                 <w10:anchorlock/>
               </v:line>
@@ -326,7 +326,7 @@
           </mc:Choice>
           <mc:Fallback>
             <w:pict>
-              <v:line w14:anchorId="2B374EF3" id="Straight Connector 1" o:spid="_x0000_s1026" alt="&quot;&quot;" style="visibility:visible;mso-wrap-style:square;mso-left-percent:-10001;mso-top-percent:-10001;mso-position-horizontal:absolute;mso-position-horizontal-relative:char;mso-position-vertical:absolute;mso-position-vertical-relative:line;mso-left-percent:-10001;mso-top-percent:-10001" from="0,0" to="468pt,0" o:gfxdata="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" strokecolor="black [3213]" strokeweight="1pt">
+              <v:line id="Straight Connector 1" style="visibility:visible;mso-wrap-style:square;mso-left-percent:-10001;mso-top-percent:-10001;mso-position-horizontal:absolute;mso-position-horizontal-relative:char;mso-position-vertical:absolute;mso-position-vertical-relative:line;mso-left-percent:-10001;mso-top-percent:-10001" alt="&quot;&quot;" o:spid="_x0000_s1026" strokecolor="black [3213]" strokeweight="1pt" o:gfxdata="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" from="0,0" to="468pt,0" w14:anchorId="2B374EF3">
                 <v:stroke joinstyle="miter"/>
                 <w10:anchorlock/>
               </v:line>
@@ -688,7 +688,7 @@
           </mc:Choice>
           <mc:Fallback>
             <w:pict>
-              <v:line w14:anchorId="38C8C8A9" id="Straight Connector 1" o:spid="_x0000_s1026" alt="&quot;&quot;" style="visibility:visible;mso-wrap-style:square;mso-left-percent:-10001;mso-top-percent:-10001;mso-position-horizontal:absolute;mso-position-horizontal-relative:char;mso-position-vertical:absolute;mso-position-vertical-relative:line;mso-left-percent:-10001;mso-top-percent:-10001" from="0,0" to="468pt,0" o:gfxdata="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" strokecolor="black [3213]" strokeweight="1pt">
+              <v:line id="Straight Connector 1" style="visibility:visible;mso-wrap-style:square;mso-left-percent:-10001;mso-top-percent:-10001;mso-position-horizontal:absolute;mso-position-horizontal-relative:char;mso-position-vertical:absolute;mso-position-vertical-relative:line;mso-left-percent:-10001;mso-top-percent:-10001" alt="&quot;&quot;" o:spid="_x0000_s1026" strokecolor="black [3213]" strokeweight="1pt" o:gfxdata="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" from="0,0" to="468pt,0" w14:anchorId="38C8C8A9">
                 <v:stroke joinstyle="miter"/>
                 <w10:anchorlock/>
               </v:line>
@@ -933,7 +933,7 @@
           </mc:Choice>
           <mc:Fallback>
             <w:pict>
-              <v:line w14:anchorId="12E86A28" id="Straight Connector 1" o:spid="_x0000_s1026" alt="&quot;&quot;" style="visibility:visible;mso-wrap-style:square;mso-left-percent:-10001;mso-top-percent:-10001;mso-position-horizontal:absolute;mso-position-horizontal-relative:char;mso-position-vertical:absolute;mso-position-vertical-relative:line;mso-left-percent:-10001;mso-top-percent:-10001" from="0,0" to="468pt,0" o:gfxdata="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" strokecolor="black [3213]" strokeweight="1pt">
+              <v:line id="Straight Connector 1" style="visibility:visible;mso-wrap-style:square;mso-left-percent:-10001;mso-top-percent:-10001;mso-position-horizontal:absolute;mso-position-horizontal-relative:char;mso-position-vertical:absolute;mso-position-vertical-relative:line;mso-left-percent:-10001;mso-top-percent:-10001" alt="&quot;&quot;" o:spid="_x0000_s1026" strokecolor="black [3213]" strokeweight="1pt" o:gfxdata="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" from="0,0" to="468pt,0" w14:anchorId="12E86A28">
                 <v:stroke joinstyle="miter"/>
                 <w10:anchorlock/>
               </v:line>

--- a/src/Tests/Inputs/resumes/14/input.docx
+++ b/src/Tests/Inputs/resumes/14/input.docx
@@ -27897,1795 +27897,6 @@
 </w:webSettings>
 </file>
 
-<file path=word/glossary/document.xml><?xml version="1.0" encoding="utf-8"?>
-<w:glossaryDocument xmlns:wpc="http://schemas.microsoft.com/office/word/2010/wordprocessingCanvas" xmlns:cx="http://schemas.microsoft.com/office/drawing/2014/chartex" xmlns:cx1="http://schemas.microsoft.com/office/drawing/2015/9/8/chartex" xmlns:cx2="http://schemas.microsoft.com/office/drawing/2015/10/21/chartex" xmlns:cx3="http://schemas.microsoft.com/office/drawing/2016/5/9/chartex" xmlns:cx4="http://schemas.microsoft.com/office/drawing/2016/5/10/chartex" xmlns:cx5="http://schemas.microsoft.com/office/drawing/2016/5/11/chartex" xmlns:cx6="http://schemas.microsoft.com/office/drawing/2016/5/12/chartex" xmlns:cx7="http://schemas.microsoft.com/office/drawing/2016/5/13/chartex" xmlns:cx8="http://schemas.microsoft.com/office/drawing/2016/5/14/chartex" xmlns:mc="http://schemas.openxmlformats.org/markup-compatibility/2006" xmlns:aink="http://schemas.microsoft.com/office/drawing/2016/ink" xmlns:am3d="http://schemas.microsoft.com/office/drawing/2017/model3d" xmlns:o="urn:schemas-microsoft-com:office:office" xmlns:oel="http://schemas.microsoft.com/office/2019/extlst" xmlns:r="http://schemas.openxmlformats.org/officeDocument/2006/relationships" xmlns:m="http://schemas.openxmlformats.org/officeDocument/2006/math" xmlns:v="urn:schemas-microsoft-com:vml" xmlns:wp14="http://schemas.microsoft.com/office/word/2010/wordprocessingDrawing" xmlns:wp="http://schemas.openxmlformats.org/drawingml/2006/wordprocessingDrawing" xmlns:w10="urn:schemas-microsoft-com:office:word" xmlns:w="http://schemas.openxmlformats.org/wordprocessingml/2006/main" xmlns:w14="http://schemas.microsoft.com/office/word/2010/wordml" xmlns:w15="http://schemas.microsoft.com/office/word/2012/wordml" xmlns:w16cex="http://schemas.microsoft.com/office/word/2018/wordml/cex" xmlns:w16cid="http://schemas.microsoft.com/office/word/2016/wordml/cid" xmlns:w16="http://schemas.microsoft.com/office/word/2018/wordml" xmlns:w16du="http://schemas.microsoft.com/office/word/2023/wordml/word16du" xmlns:w16sdtdh="http://schemas.microsoft.com/office/word/2020/wordml/sdtdatahash" xmlns:w16se="http://schemas.microsoft.com/office/word/2015/wordml/symex" xmlns:wpg="http://schemas.microsoft.com/office/word/2010/wordprocessingGroup" xmlns:wpi="http://schemas.microsoft.com/office/word/2010/wordprocessingInk" xmlns:wne="http://schemas.microsoft.com/office/word/2006/wordml" xmlns:wps="http://schemas.microsoft.com/office/word/2010/wordprocessingShape" mc:Ignorable="w14 w15 w16se w16cid w16 w16cex w16sdtdh wp14">
-  <w:docParts>
-    <w:docPart>
-      <w:docPartPr>
-        <w:name w:val="36DCCB2092A14B1B8E4181BE651B5971"/>
-        <w:category>
-          <w:name w:val="General"/>
-          <w:gallery w:val="placeholder"/>
-        </w:category>
-        <w:types>
-          <w:type w:val="bbPlcHdr"/>
-        </w:types>
-        <w:behaviors>
-          <w:behavior w:val="content"/>
-        </w:behaviors>
-        <w:guid w:val="{45D97ADB-E3D3-4E6F-9532-A8B7093B7CC1}"/>
-      </w:docPartPr>
-      <w:docPartBody>
-        <w:p>
-          <w:pPr>
-            <w:pStyle w:val="36DCCB2092A14B1B8E4181BE651B5971"/>
-          </w:pPr>
-          <w:r>
-            <w:t>Andree Rocher</w:t>
-          </w:r>
-        </w:p>
-      </w:docPartBody>
-    </w:docPart>
-    <w:docPart>
-      <w:docPartPr>
-        <w:name w:val="D4EE235F02164B9C8AEADC8B9AD5C675"/>
-        <w:category>
-          <w:name w:val="General"/>
-          <w:gallery w:val="placeholder"/>
-        </w:category>
-        <w:types>
-          <w:type w:val="bbPlcHdr"/>
-        </w:types>
-        <w:behaviors>
-          <w:behavior w:val="content"/>
-        </w:behaviors>
-        <w:guid w:val="{2F257E41-2D9B-4AD4-8646-5B3877174839}"/>
-      </w:docPartPr>
-      <w:docPartBody>
-        <w:p>
-          <w:pPr>
-            <w:pStyle w:val="D4EE235F02164B9C8AEADC8B9AD5C675"/>
-          </w:pPr>
-          <w:r>
-            <w:t>Professional Title</w:t>
-          </w:r>
-        </w:p>
-      </w:docPartBody>
-    </w:docPart>
-    <w:docPart>
-      <w:docPartPr>
-        <w:name w:val="13C307CC3FD04DAAAB755EC5BCDD536B"/>
-        <w:category>
-          <w:name w:val="General"/>
-          <w:gallery w:val="placeholder"/>
-        </w:category>
-        <w:types>
-          <w:type w:val="bbPlcHdr"/>
-        </w:types>
-        <w:behaviors>
-          <w:behavior w:val="content"/>
-        </w:behaviors>
-        <w:guid w:val="{88021A2B-5D3B-49E6-974B-A62F692002D9}"/>
-      </w:docPartPr>
-      <w:docPartBody>
-        <w:p>
-          <w:pPr>
-            <w:pStyle w:val="13C307CC3FD04DAAAB755EC5BCDD536B"/>
-          </w:pPr>
-          <w:r>
-            <w:t>Philadelphia, PA</w:t>
-          </w:r>
-        </w:p>
-      </w:docPartBody>
-    </w:docPart>
-    <w:docPart>
-      <w:docPartPr>
-        <w:name w:val="FD64A14993B3420C9569E6D8ABEC98D9"/>
-        <w:category>
-          <w:name w:val="General"/>
-          <w:gallery w:val="placeholder"/>
-        </w:category>
-        <w:types>
-          <w:type w:val="bbPlcHdr"/>
-        </w:types>
-        <w:behaviors>
-          <w:behavior w:val="content"/>
-        </w:behaviors>
-        <w:guid w:val="{376D011D-0BAF-4B37-9145-CC8AF56531F8}"/>
-      </w:docPartPr>
-      <w:docPartBody>
-        <w:p>
-          <w:pPr>
-            <w:pStyle w:val="FD64A14993B3420C9569E6D8ABEC98D9"/>
-          </w:pPr>
-          <w:r>
-            <w:t>705.555.0121</w:t>
-          </w:r>
-        </w:p>
-      </w:docPartBody>
-    </w:docPart>
-    <w:docPart>
-      <w:docPartPr>
-        <w:name w:val="AB9E0B3B041C4962A8911B3D13974160"/>
-        <w:category>
-          <w:name w:val="General"/>
-          <w:gallery w:val="placeholder"/>
-        </w:category>
-        <w:types>
-          <w:type w:val="bbPlcHdr"/>
-        </w:types>
-        <w:behaviors>
-          <w:behavior w:val="content"/>
-        </w:behaviors>
-        <w:guid w:val="{6C8D676D-4993-4CCD-A118-62DE0FC0D44E}"/>
-      </w:docPartPr>
-      <w:docPartBody>
-        <w:p>
-          <w:pPr>
-            <w:pStyle w:val="AB9E0B3B041C4962A8911B3D13974160"/>
-          </w:pPr>
-          <w:r>
-            <w:t>andree@example.com</w:t>
-          </w:r>
-        </w:p>
-      </w:docPartBody>
-    </w:docPart>
-    <w:docPart>
-      <w:docPartPr>
-        <w:name w:val="18450ADDC2A24C2BA862F6E14FB03997"/>
-        <w:category>
-          <w:name w:val="General"/>
-          <w:gallery w:val="placeholder"/>
-        </w:category>
-        <w:types>
-          <w:type w:val="bbPlcHdr"/>
-        </w:types>
-        <w:behaviors>
-          <w:behavior w:val="content"/>
-        </w:behaviors>
-        <w:guid w:val="{E864159F-9B86-47ED-965B-BF2D32357647}"/>
-      </w:docPartPr>
-      <w:docPartBody>
-        <w:p>
-          <w:pPr>
-            <w:pStyle w:val="18450ADDC2A24C2BA862F6E14FB03997"/>
-          </w:pPr>
-          <w:r>
-            <w:t>Objective</w:t>
-          </w:r>
-        </w:p>
-      </w:docPartBody>
-    </w:docPart>
-    <w:docPart>
-      <w:docPartPr>
-        <w:name w:val="1F0A6422BA1149B3BBD638C625C4F8EC"/>
-        <w:category>
-          <w:name w:val="General"/>
-          <w:gallery w:val="placeholder"/>
-        </w:category>
-        <w:types>
-          <w:type w:val="bbPlcHdr"/>
-        </w:types>
-        <w:behaviors>
-          <w:behavior w:val="content"/>
-        </w:behaviors>
-        <w:guid w:val="{107AF225-77C2-4A75-A4F5-0923951693ED}"/>
-      </w:docPartPr>
-      <w:docPartBody>
-        <w:p>
-          <w:pPr>
-            <w:pStyle w:val="1F0A6422BA1149B3BBD638C625C4F8EC"/>
-          </w:pPr>
-          <w:r>
-            <w:t>To obtain a challenging data scientist position in a dynamic and innovative organization where I can use</w:t>
-          </w:r>
-          <w:r>
-            <w:t xml:space="preserve"> </w:t>
-          </w:r>
-          <w:r>
-            <w:t>my technical and analytical skills</w:t>
-          </w:r>
-          <w:r>
-            <w:t>.</w:t>
-          </w:r>
-        </w:p>
-      </w:docPartBody>
-    </w:docPart>
-    <w:docPart>
-      <w:docPartPr>
-        <w:name w:val="C09572674A1346D0A4CA40686364E89A"/>
-        <w:category>
-          <w:name w:val="General"/>
-          <w:gallery w:val="placeholder"/>
-        </w:category>
-        <w:types>
-          <w:type w:val="bbPlcHdr"/>
-        </w:types>
-        <w:behaviors>
-          <w:behavior w:val="content"/>
-        </w:behaviors>
-        <w:guid w:val="{C0504925-6B3E-45EA-9475-008D7DAE3E36}"/>
-      </w:docPartPr>
-      <w:docPartBody>
-        <w:p>
-          <w:pPr>
-            <w:pStyle w:val="C09572674A1346D0A4CA40686364E89A"/>
-          </w:pPr>
-          <w:r>
-            <w:t>Experience</w:t>
-          </w:r>
-        </w:p>
-      </w:docPartBody>
-    </w:docPart>
-    <w:docPart>
-      <w:docPartPr>
-        <w:name w:val="8C3C82615A664322A80090061C2BF0E8"/>
-        <w:category>
-          <w:name w:val="General"/>
-          <w:gallery w:val="placeholder"/>
-        </w:category>
-        <w:types>
-          <w:type w:val="bbPlcHdr"/>
-        </w:types>
-        <w:behaviors>
-          <w:behavior w:val="content"/>
-        </w:behaviors>
-        <w:guid w:val="{7516BDCA-15BA-482F-9012-1516388412C6}"/>
-      </w:docPartPr>
-      <w:docPartBody>
-        <w:p>
-          <w:pPr>
-            <w:pStyle w:val="8C3C82615A664322A80090061C2BF0E8"/>
-          </w:pPr>
-          <w:r>
-            <w:t>FlueroGen | Data Scientist </w:t>
-          </w:r>
-        </w:p>
-      </w:docPartBody>
-    </w:docPart>
-    <w:docPart>
-      <w:docPartPr>
-        <w:name w:val="B3D6C31484394B17A010726792918F7B"/>
-        <w:category>
-          <w:name w:val="General"/>
-          <w:gallery w:val="placeholder"/>
-        </w:category>
-        <w:types>
-          <w:type w:val="bbPlcHdr"/>
-        </w:types>
-        <w:behaviors>
-          <w:behavior w:val="content"/>
-        </w:behaviors>
-        <w:guid w:val="{1FC60D53-F8D1-4C38-A340-33D1E914F4EF}"/>
-      </w:docPartPr>
-      <w:docPartBody>
-        <w:p>
-          <w:pPr>
-            <w:pStyle w:val="B3D6C31484394B17A010726792918F7B"/>
-          </w:pPr>
-          <w:r>
-            <w:t>Increased customer retention by 20%</w:t>
-          </w:r>
-        </w:p>
-      </w:docPartBody>
-    </w:docPart>
-    <w:docPart>
-      <w:docPartPr>
-        <w:name w:val="22BF40F72CF74C1CAAF42FDBD4C347BF"/>
-        <w:category>
-          <w:name w:val="General"/>
-          <w:gallery w:val="placeholder"/>
-        </w:category>
-        <w:types>
-          <w:type w:val="bbPlcHdr"/>
-        </w:types>
-        <w:behaviors>
-          <w:behavior w:val="content"/>
-        </w:behaviors>
-        <w:guid w:val="{A9494E26-38F5-4F23-92AF-527C90C8923C}"/>
-      </w:docPartPr>
-      <w:docPartBody>
-        <w:p>
-          <w:pPr>
-            <w:pStyle w:val="22BF40F72CF74C1CAAF42FDBD4C347BF"/>
-          </w:pPr>
-          <w:r>
-            <w:t>Reduced fraudulent charges by 50%</w:t>
-          </w:r>
-        </w:p>
-      </w:docPartBody>
-    </w:docPart>
-    <w:docPart>
-      <w:docPartPr>
-        <w:name w:val="C4FB0F8521714261A71855E2A5A0B004"/>
-        <w:category>
-          <w:name w:val="General"/>
-          <w:gallery w:val="placeholder"/>
-        </w:category>
-        <w:types>
-          <w:type w:val="bbPlcHdr"/>
-        </w:types>
-        <w:behaviors>
-          <w:behavior w:val="content"/>
-        </w:behaviors>
-        <w:guid w:val="{7F5145BE-8EEF-4574-85AC-99FD0407DFE0}"/>
-      </w:docPartPr>
-      <w:docPartBody>
-        <w:p>
-          <w:pPr>
-            <w:pStyle w:val="C4FB0F8521714261A71855E2A5A0B004"/>
-          </w:pPr>
-          <w:r>
-            <w:t>Improved product recommendations, increased sales</w:t>
-          </w:r>
-        </w:p>
-      </w:docPartBody>
-    </w:docPart>
-    <w:docPart>
-      <w:docPartPr>
-        <w:name w:val="AD930DEC1E2448B98BFF3EE611BBC29B"/>
-        <w:category>
-          <w:name w:val="General"/>
-          <w:gallery w:val="placeholder"/>
-        </w:category>
-        <w:types>
-          <w:type w:val="bbPlcHdr"/>
-        </w:types>
-        <w:behaviors>
-          <w:behavior w:val="content"/>
-        </w:behaviors>
-        <w:guid w:val="{D43B93FA-EE6D-4C37-8F46-59B2BCC47E50}"/>
-      </w:docPartPr>
-      <w:docPartBody>
-        <w:p>
-          <w:pPr>
-            <w:pStyle w:val="AD930DEC1E2448B98BFF3EE611BBC29B"/>
-          </w:pPr>
-          <w:r>
-            <w:t>Drove business decisions, reduced operational costs</w:t>
-          </w:r>
-        </w:p>
-      </w:docPartBody>
-    </w:docPart>
-    <w:docPart>
-      <w:docPartPr>
-        <w:name w:val="636ACE087FA4404ABF84EBE706ABE099"/>
-        <w:category>
-          <w:name w:val="General"/>
-          <w:gallery w:val="placeholder"/>
-        </w:category>
-        <w:types>
-          <w:type w:val="bbPlcHdr"/>
-        </w:types>
-        <w:behaviors>
-          <w:behavior w:val="content"/>
-        </w:behaviors>
-        <w:guid w:val="{4ADCEB11-77F4-4B9D-BA72-6A45A3FD3925}"/>
-      </w:docPartPr>
-      <w:docPartBody>
-        <w:p>
-          <w:pPr>
-            <w:pStyle w:val="636ACE087FA4404ABF84EBE706ABE099"/>
-          </w:pPr>
-          <w:r>
-            <w:t>Pantheros Labs |</w:t>
-          </w:r>
-          <w:r>
-            <w:t xml:space="preserve"> </w:t>
-          </w:r>
-          <w:r>
-            <w:t>Junior Data Scientist</w:t>
-          </w:r>
-        </w:p>
-      </w:docPartBody>
-    </w:docPart>
-    <w:docPart>
-      <w:docPartPr>
-        <w:name w:val="BBE4A7B771A24FA582479C7B2134459A"/>
-        <w:category>
-          <w:name w:val="General"/>
-          <w:gallery w:val="placeholder"/>
-        </w:category>
-        <w:types>
-          <w:type w:val="bbPlcHdr"/>
-        </w:types>
-        <w:behaviors>
-          <w:behavior w:val="content"/>
-        </w:behaviors>
-        <w:guid w:val="{D5B3A2F4-EA9A-4DF9-8B0D-FC3A2A8CAB48}"/>
-      </w:docPartPr>
-      <w:docPartBody>
-        <w:p>
-          <w:pPr>
-            <w:pStyle w:val="BBE4A7B771A24FA582479C7B2134459A"/>
-          </w:pPr>
-          <w:r>
-            <w:t>Cleaned and preprocessed data</w:t>
-          </w:r>
-        </w:p>
-      </w:docPartBody>
-    </w:docPart>
-    <w:docPart>
-      <w:docPartPr>
-        <w:name w:val="7E984352558B4383894C325AF2EB1ED2"/>
-        <w:category>
-          <w:name w:val="General"/>
-          <w:gallery w:val="placeholder"/>
-        </w:category>
-        <w:types>
-          <w:type w:val="bbPlcHdr"/>
-        </w:types>
-        <w:behaviors>
-          <w:behavior w:val="content"/>
-        </w:behaviors>
-        <w:guid w:val="{F71B1084-CF83-41D2-A66C-D7788AC2390D}"/>
-      </w:docPartPr>
-      <w:docPartBody>
-        <w:p>
-          <w:pPr>
-            <w:pStyle w:val="7E984352558B4383894C325AF2EB1ED2"/>
-          </w:pPr>
-          <w:r>
-            <w:t>Conducted statistical tests for decision support</w:t>
-          </w:r>
-        </w:p>
-      </w:docPartBody>
-    </w:docPart>
-    <w:docPart>
-      <w:docPartPr>
-        <w:name w:val="A09485FAA5F347499B081E420D876841"/>
-        <w:category>
-          <w:name w:val="General"/>
-          <w:gallery w:val="placeholder"/>
-        </w:category>
-        <w:types>
-          <w:type w:val="bbPlcHdr"/>
-        </w:types>
-        <w:behaviors>
-          <w:behavior w:val="content"/>
-        </w:behaviors>
-        <w:guid w:val="{CA13C0E8-32BA-4B6C-8F9D-6CD20C603C33}"/>
-      </w:docPartPr>
-      <w:docPartBody>
-        <w:p>
-          <w:pPr>
-            <w:pStyle w:val="A09485FAA5F347499B081E420D876841"/>
-          </w:pPr>
-          <w:r>
-            <w:t>Developed machine learning models for prediction</w:t>
-          </w:r>
-        </w:p>
-      </w:docPartBody>
-    </w:docPart>
-    <w:docPart>
-      <w:docPartPr>
-        <w:name w:val="7F2CE5E4F13943E783B9868E471130E0"/>
-        <w:category>
-          <w:name w:val="General"/>
-          <w:gallery w:val="placeholder"/>
-        </w:category>
-        <w:types>
-          <w:type w:val="bbPlcHdr"/>
-        </w:types>
-        <w:behaviors>
-          <w:behavior w:val="content"/>
-        </w:behaviors>
-        <w:guid w:val="{21321938-1D84-4769-99BC-77190A276205}"/>
-      </w:docPartPr>
-      <w:docPartBody>
-        <w:p>
-          <w:pPr>
-            <w:pStyle w:val="7F2CE5E4F13943E783B9868E471130E0"/>
-          </w:pPr>
-          <w:r>
-            <w:t>Collaborated on A/B tests, increased click-through</w:t>
-          </w:r>
-        </w:p>
-      </w:docPartBody>
-    </w:docPart>
-    <w:docPart>
-      <w:docPartPr>
-        <w:name w:val="53371549B5784D9EA73FFEA0E231768C"/>
-        <w:category>
-          <w:name w:val="General"/>
-          <w:gallery w:val="placeholder"/>
-        </w:category>
-        <w:types>
-          <w:type w:val="bbPlcHdr"/>
-        </w:types>
-        <w:behaviors>
-          <w:behavior w:val="content"/>
-        </w:behaviors>
-        <w:guid w:val="{1A29C772-73F2-470E-BB94-410F848D3A75}"/>
-      </w:docPartPr>
-      <w:docPartBody>
-        <w:p>
-          <w:pPr>
-            <w:pStyle w:val="53371549B5784D9EA73FFEA0E231768C"/>
-          </w:pPr>
-          <w:r>
-            <w:t>Education</w:t>
-          </w:r>
-        </w:p>
-      </w:docPartBody>
-    </w:docPart>
-    <w:docPart>
-      <w:docPartPr>
-        <w:name w:val="3C5EA84841884AB9B37CBA91A99C7158"/>
-        <w:category>
-          <w:name w:val="General"/>
-          <w:gallery w:val="placeholder"/>
-        </w:category>
-        <w:types>
-          <w:type w:val="bbPlcHdr"/>
-        </w:types>
-        <w:behaviors>
-          <w:behavior w:val="content"/>
-        </w:behaviors>
-        <w:guid w:val="{5572E925-995F-41F0-88D5-AF0B0A6A703F}"/>
-      </w:docPartPr>
-      <w:docPartBody>
-        <w:p>
-          <w:pPr>
-            <w:pStyle w:val="3C5EA84841884AB9B37CBA91A99C7158"/>
-          </w:pPr>
-          <w:r>
-            <w:t>Jasper University, MS Data Science</w:t>
-          </w:r>
-        </w:p>
-      </w:docPartBody>
-    </w:docPart>
-    <w:docPart>
-      <w:docPartPr>
-        <w:name w:val="321DE46C2E6E46FE8AE249C7355D8359"/>
-        <w:category>
-          <w:name w:val="General"/>
-          <w:gallery w:val="placeholder"/>
-        </w:category>
-        <w:types>
-          <w:type w:val="bbPlcHdr"/>
-        </w:types>
-        <w:behaviors>
-          <w:behavior w:val="content"/>
-        </w:behaviors>
-        <w:guid w:val="{B39707E0-35DB-4C99-9629-4D6B04082626}"/>
-      </w:docPartPr>
-      <w:docPartBody>
-        <w:p>
-          <w:pPr>
-            <w:pStyle w:val="321DE46C2E6E46FE8AE249C7355D8359"/>
-          </w:pPr>
-          <w:r>
-            <w:t>Major: Data Science</w:t>
-          </w:r>
-        </w:p>
-      </w:docPartBody>
-    </w:docPart>
-    <w:docPart>
-      <w:docPartPr>
-        <w:name w:val="30A718AF4D2147A49B8738A5DF59A765"/>
-        <w:category>
-          <w:name w:val="General"/>
-          <w:gallery w:val="placeholder"/>
-        </w:category>
-        <w:types>
-          <w:type w:val="bbPlcHdr"/>
-        </w:types>
-        <w:behaviors>
-          <w:behavior w:val="content"/>
-        </w:behaviors>
-        <w:guid w:val="{80295398-990B-4566-80EC-2072B808DD64}"/>
-      </w:docPartPr>
-      <w:docPartBody>
-        <w:p>
-          <w:pPr>
-            <w:pStyle w:val="30A718AF4D2147A49B8738A5DF59A765"/>
-          </w:pPr>
-          <w:r>
-            <w:t>Minor: Machine Learning</w:t>
-          </w:r>
-        </w:p>
-      </w:docPartBody>
-    </w:docPart>
-    <w:docPart>
-      <w:docPartPr>
-        <w:name w:val="3463BA7EDA394B12BF94F16B02D21BD2"/>
-        <w:category>
-          <w:name w:val="General"/>
-          <w:gallery w:val="placeholder"/>
-        </w:category>
-        <w:types>
-          <w:type w:val="bbPlcHdr"/>
-        </w:types>
-        <w:behaviors>
-          <w:behavior w:val="content"/>
-        </w:behaviors>
-        <w:guid w:val="{9797B440-4124-4EB2-842F-211CF3912A90}"/>
-      </w:docPartPr>
-      <w:docPartBody>
-        <w:p>
-          <w:pPr>
-            <w:pStyle w:val="3463BA7EDA394B12BF94F16B02D21BD2"/>
-          </w:pPr>
-          <w:r>
-            <w:t>Bellows College, BS Mathematics</w:t>
-          </w:r>
-        </w:p>
-      </w:docPartBody>
-    </w:docPart>
-    <w:docPart>
-      <w:docPartPr>
-        <w:name w:val="831D9F4A34B140D78F8EDB84DF80045E"/>
-        <w:category>
-          <w:name w:val="General"/>
-          <w:gallery w:val="placeholder"/>
-        </w:category>
-        <w:types>
-          <w:type w:val="bbPlcHdr"/>
-        </w:types>
-        <w:behaviors>
-          <w:behavior w:val="content"/>
-        </w:behaviors>
-        <w:guid w:val="{B49D94C8-F24A-44FA-895D-C67F7A5C2B7A}"/>
-      </w:docPartPr>
-      <w:docPartBody>
-        <w:p>
-          <w:pPr>
-            <w:pStyle w:val="831D9F4A34B140D78F8EDB84DF80045E"/>
-          </w:pPr>
-          <w:r>
-            <w:t>Major: Mathematics</w:t>
-          </w:r>
-        </w:p>
-      </w:docPartBody>
-    </w:docPart>
-    <w:docPart>
-      <w:docPartPr>
-        <w:name w:val="60FB91217D704E909604CE86E6B0332C"/>
-        <w:category>
-          <w:name w:val="General"/>
-          <w:gallery w:val="placeholder"/>
-        </w:category>
-        <w:types>
-          <w:type w:val="bbPlcHdr"/>
-        </w:types>
-        <w:behaviors>
-          <w:behavior w:val="content"/>
-        </w:behaviors>
-        <w:guid w:val="{BD0589C4-8633-4DC4-8A9D-971EB58D3B2E}"/>
-      </w:docPartPr>
-      <w:docPartBody>
-        <w:p>
-          <w:pPr>
-            <w:pStyle w:val="60FB91217D704E909604CE86E6B0332C"/>
-          </w:pPr>
-          <w:r>
-            <w:t>Minor: Computer Science</w:t>
-          </w:r>
-        </w:p>
-      </w:docPartBody>
-    </w:docPart>
-    <w:docPart>
-      <w:docPartPr>
-        <w:name w:val="F5999E0DA36B4763BE08AE41EE2FEEDC"/>
-        <w:category>
-          <w:name w:val="General"/>
-          <w:gallery w:val="placeholder"/>
-        </w:category>
-        <w:types>
-          <w:type w:val="bbPlcHdr"/>
-        </w:types>
-        <w:behaviors>
-          <w:behavior w:val="content"/>
-        </w:behaviors>
-        <w:guid w:val="{4684284C-F70B-4F2B-A451-B616BB825C41}"/>
-      </w:docPartPr>
-      <w:docPartBody>
-        <w:p>
-          <w:pPr>
-            <w:pStyle w:val="F5999E0DA36B4763BE08AE41EE2FEEDC"/>
-          </w:pPr>
-          <w:r>
-            <w:t>Skills &amp; abilities</w:t>
-          </w:r>
-        </w:p>
-      </w:docPartBody>
-    </w:docPart>
-    <w:docPart>
-      <w:docPartPr>
-        <w:name w:val="3ED32FFB2246429CB365A2BC6011A1D6"/>
-        <w:category>
-          <w:name w:val="General"/>
-          <w:gallery w:val="placeholder"/>
-        </w:category>
-        <w:types>
-          <w:type w:val="bbPlcHdr"/>
-        </w:types>
-        <w:behaviors>
-          <w:behavior w:val="content"/>
-        </w:behaviors>
-        <w:guid w:val="{9DC7B228-310A-4CB9-B480-DA50D6E7E3E7}"/>
-      </w:docPartPr>
-      <w:docPartBody>
-        <w:p>
-          <w:pPr>
-            <w:pStyle w:val="3ED32FFB2246429CB365A2BC6011A1D6"/>
-          </w:pPr>
-          <w:r>
-            <w:t>Management</w:t>
-          </w:r>
-        </w:p>
-      </w:docPartBody>
-    </w:docPart>
-    <w:docPart>
-      <w:docPartPr>
-        <w:name w:val="412B38D71B9D4F998F513048F9B6BBEC"/>
-        <w:category>
-          <w:name w:val="General"/>
-          <w:gallery w:val="placeholder"/>
-        </w:category>
-        <w:types>
-          <w:type w:val="bbPlcHdr"/>
-        </w:types>
-        <w:behaviors>
-          <w:behavior w:val="content"/>
-        </w:behaviors>
-        <w:guid w:val="{415E38CF-6FE2-4211-BB3B-5DC85416E59B}"/>
-      </w:docPartPr>
-      <w:docPartBody>
-        <w:p>
-          <w:pPr>
-            <w:pStyle w:val="412B38D71B9D4F998F513048F9B6BBEC"/>
-          </w:pPr>
-          <w:r>
-            <w:t>Problem solving</w:t>
-          </w:r>
-        </w:p>
-      </w:docPartBody>
-    </w:docPart>
-    <w:docPart>
-      <w:docPartPr>
-        <w:name w:val="0AD67D50200444EDAA19E0A893A003F4"/>
-        <w:category>
-          <w:name w:val="General"/>
-          <w:gallery w:val="placeholder"/>
-        </w:category>
-        <w:types>
-          <w:type w:val="bbPlcHdr"/>
-        </w:types>
-        <w:behaviors>
-          <w:behavior w:val="content"/>
-        </w:behaviors>
-        <w:guid w:val="{182B6248-0110-4A5E-8305-CBC04DA0AF6A}"/>
-      </w:docPartPr>
-      <w:docPartBody>
-        <w:p>
-          <w:pPr>
-            <w:pStyle w:val="0AD67D50200444EDAA19E0A893A003F4"/>
-          </w:pPr>
-          <w:r>
-            <w:t>Communication</w:t>
-          </w:r>
-        </w:p>
-      </w:docPartBody>
-    </w:docPart>
-    <w:docPart>
-      <w:docPartPr>
-        <w:name w:val="945DC29D206045F7AA06D4BA0F393C7A"/>
-        <w:category>
-          <w:name w:val="General"/>
-          <w:gallery w:val="placeholder"/>
-        </w:category>
-        <w:types>
-          <w:type w:val="bbPlcHdr"/>
-        </w:types>
-        <w:behaviors>
-          <w:behavior w:val="content"/>
-        </w:behaviors>
-        <w:guid w:val="{024BF10C-4F23-4A99-95A6-0AC861C0A2EB}"/>
-      </w:docPartPr>
-      <w:docPartBody>
-        <w:p>
-          <w:pPr>
-            <w:pStyle w:val="945DC29D206045F7AA06D4BA0F393C7A"/>
-          </w:pPr>
-          <w:r>
-            <w:t>Leadership</w:t>
-          </w:r>
-        </w:p>
-      </w:docPartBody>
-    </w:docPart>
-    <w:docPart>
-      <w:docPartPr>
-        <w:name w:val="2A3D8C523C0A4BC2874724713B999BFD"/>
-        <w:category>
-          <w:name w:val="General"/>
-          <w:gallery w:val="placeholder"/>
-        </w:category>
-        <w:types>
-          <w:type w:val="bbPlcHdr"/>
-        </w:types>
-        <w:behaviors>
-          <w:behavior w:val="content"/>
-        </w:behaviors>
-        <w:guid w:val="{CDFF91B4-7586-4FF6-8A05-B02DF8F8B54A}"/>
-      </w:docPartPr>
-      <w:docPartBody>
-        <w:p>
-          <w:pPr>
-            <w:pStyle w:val="2A3D8C523C0A4BC2874724713B999BFD"/>
-          </w:pPr>
-          <w:r>
-            <w:t>20XX – 20XX</w:t>
-          </w:r>
-        </w:p>
-      </w:docPartBody>
-    </w:docPart>
-    <w:docPart>
-      <w:docPartPr>
-        <w:name w:val="77FC8CEB2CE647E3817A1900EC3470FF"/>
-        <w:category>
-          <w:name w:val="General"/>
-          <w:gallery w:val="placeholder"/>
-        </w:category>
-        <w:types>
-          <w:type w:val="bbPlcHdr"/>
-        </w:types>
-        <w:behaviors>
-          <w:behavior w:val="content"/>
-        </w:behaviors>
-        <w:guid w:val="{C56FE30B-4A04-431F-95DD-BA4F81D42133}"/>
-      </w:docPartPr>
-      <w:docPartBody>
-        <w:p>
-          <w:pPr>
-            <w:pStyle w:val="77FC8CEB2CE647E3817A1900EC3470FF"/>
-          </w:pPr>
-          <w:r>
-            <w:t>20XX – 20XX</w:t>
-          </w:r>
-        </w:p>
-      </w:docPartBody>
-    </w:docPart>
-    <w:docPart>
-      <w:docPartPr>
-        <w:name w:val="43EC965123CE404DB9AD8565D8205F71"/>
-        <w:category>
-          <w:name w:val="General"/>
-          <w:gallery w:val="placeholder"/>
-        </w:category>
-        <w:types>
-          <w:type w:val="bbPlcHdr"/>
-        </w:types>
-        <w:behaviors>
-          <w:behavior w:val="content"/>
-        </w:behaviors>
-        <w:guid w:val="{80DBB253-0CD9-4CBB-BB43-C8000597BCF6}"/>
-      </w:docPartPr>
-      <w:docPartBody>
-        <w:p>
-          <w:pPr>
-            <w:pStyle w:val="43EC965123CE404DB9AD8565D8205F71"/>
-          </w:pPr>
-          <w:r>
-            <w:t>20XX</w:t>
-          </w:r>
-        </w:p>
-      </w:docPartBody>
-    </w:docPart>
-    <w:docPart>
-      <w:docPartPr>
-        <w:name w:val="468B76B695284E0186C44AC09249EC50"/>
-        <w:category>
-          <w:name w:val="General"/>
-          <w:gallery w:val="placeholder"/>
-        </w:category>
-        <w:types>
-          <w:type w:val="bbPlcHdr"/>
-        </w:types>
-        <w:behaviors>
-          <w:behavior w:val="content"/>
-        </w:behaviors>
-        <w:guid w:val="{C0B40364-2185-4E5A-B69B-37C9C78DA24B}"/>
-      </w:docPartPr>
-      <w:docPartBody>
-        <w:p>
-          <w:pPr>
-            <w:pStyle w:val="468B76B695284E0186C44AC09249EC50"/>
-          </w:pPr>
-          <w:r>
-            <w:t>20XX</w:t>
-          </w:r>
-        </w:p>
-      </w:docPartBody>
-    </w:docPart>
-  </w:docParts>
-</w:glossaryDocument>
-</file>
-
-<file path=word/glossary/fontTable.xml><?xml version="1.0" encoding="utf-8"?>
-<w:fonts xmlns:mc="http://schemas.openxmlformats.org/markup-compatibility/2006" xmlns:r="http://schemas.openxmlformats.org/officeDocument/2006/relationships" xmlns:w="http://schemas.openxmlformats.org/wordprocessingml/2006/main" xmlns:w14="http://schemas.microsoft.com/office/word/2010/wordml" xmlns:w15="http://schemas.microsoft.com/office/word/2012/wordml" xmlns:w16cex="http://schemas.microsoft.com/office/word/2018/wordml/cex" xmlns:w16cid="http://schemas.microsoft.com/office/word/2016/wordml/cid" xmlns:w16="http://schemas.microsoft.com/office/word/2018/wordml" xmlns:w16sdtdh="http://schemas.microsoft.com/office/word/2020/wordml/sdtdatahash" xmlns:w16se="http://schemas.microsoft.com/office/word/2015/wordml/symex" mc:Ignorable="w14 w15 w16se w16cid w16 w16cex w16sdtdh">
-  <w:font w:name="Symbol">
-    <w:panose1 w:val="05050102010706020507"/>
-    <w:charset w:val="02"/>
-    <w:family w:val="roman"/>
-    <w:pitch w:val="variable"/>
-    <w:sig w:usb0="00000000" w:usb1="10000000" w:usb2="00000000" w:usb3="00000000" w:csb0="80000000" w:csb1="00000000"/>
-  </w:font>
-  <w:font w:name="Times New Roman">
-    <w:panose1 w:val="02020603050405020304"/>
-    <w:charset w:val="00"/>
-    <w:family w:val="roman"/>
-    <w:pitch w:val="variable"/>
-    <w:sig w:usb0="E0002EFF" w:usb1="C000785B" w:usb2="00000009" w:usb3="00000000" w:csb0="000001FF" w:csb1="00000000"/>
-  </w:font>
-  <w:font w:name="Cambria">
-    <w:panose1 w:val="02040503050406030204"/>
-    <w:charset w:val="00"/>
-    <w:family w:val="roman"/>
-    <w:pitch w:val="variable"/>
-    <w:sig w:usb0="E00006FF" w:usb1="420024FF" w:usb2="02000000" w:usb3="00000000" w:csb0="0000019F" w:csb1="00000000"/>
-  </w:font>
-  <w:font w:name="Courier New">
-    <w:panose1 w:val="02070309020205020404"/>
-    <w:charset w:val="00"/>
-    <w:family w:val="modern"/>
-    <w:pitch w:val="fixed"/>
-    <w:sig w:usb0="E0002EFF" w:usb1="C0007843" w:usb2="00000009" w:usb3="00000000" w:csb0="000001FF" w:csb1="00000000"/>
-  </w:font>
-  <w:font w:name="Wingdings">
-    <w:panose1 w:val="05000000000000000000"/>
-    <w:charset w:val="02"/>
-    <w:family w:val="auto"/>
-    <w:pitch w:val="variable"/>
-    <w:sig w:usb0="00000000" w:usb1="10000000" w:usb2="00000000" w:usb3="00000000" w:csb0="80000000" w:csb1="00000000"/>
-  </w:font>
-  <w:font w:name="Arial">
-    <w:panose1 w:val="020B0604020202020204"/>
-    <w:charset w:val="00"/>
-    <w:family w:val="swiss"/>
-    <w:pitch w:val="variable"/>
-    <w:sig w:usb0="E0002EFF" w:usb1="C000785B" w:usb2="00000009" w:usb3="00000000" w:csb0="000001FF" w:csb1="00000000"/>
-  </w:font>
-  <w:font w:name="Arial Black">
-    <w:panose1 w:val="020B0A04020102020204"/>
-    <w:charset w:val="00"/>
-    <w:family w:val="swiss"/>
-    <w:pitch w:val="variable"/>
-    <w:sig w:usb0="A00002AF" w:usb1="400078FB" w:usb2="00000000" w:usb3="00000000" w:csb0="0000009F" w:csb1="00000000"/>
-  </w:font>
-  <w:font w:name="MS Gothic">
-    <w:altName w:val="ＭＳ ゴシック"/>
-    <w:panose1 w:val="020B0609070205080204"/>
-    <w:charset w:val="80"/>
-    <w:family w:val="modern"/>
-    <w:pitch w:val="fixed"/>
-    <w:sig w:usb0="E00002FF" w:usb1="6AC7FDFB" w:usb2="08000012" w:usb3="00000000" w:csb0="0002009F" w:csb1="00000000"/>
-  </w:font>
-  <w:font w:name="Times New Roman (Headings CS)">
-    <w:altName w:val="Times New Roman"/>
-    <w:panose1 w:val="00000000000000000000"/>
-    <w:charset w:val="00"/>
-    <w:family w:val="roman"/>
-    <w:notTrueType/>
-    <w:pitch w:val="default"/>
-  </w:font>
-  <w:font w:name="Segoe UI">
-    <w:panose1 w:val="020B0502040204020203"/>
-    <w:charset w:val="00"/>
-    <w:family w:val="swiss"/>
-    <w:pitch w:val="variable"/>
-    <w:sig w:usb0="E4002EFF" w:usb1="C000E47F" w:usb2="00000009" w:usb3="00000000" w:csb0="000001FF" w:csb1="00000000"/>
-  </w:font>
-  <w:font w:name="MS PGothic">
-    <w:panose1 w:val="020B0600070205080204"/>
-    <w:charset w:val="80"/>
-    <w:family w:val="swiss"/>
-    <w:pitch w:val="variable"/>
-    <w:sig w:usb0="E00002FF" w:usb1="6AC7FDFB" w:usb2="08000012" w:usb3="00000000" w:csb0="0002009F" w:csb1="00000000"/>
-  </w:font>
-  <w:font w:name="Consolas">
-    <w:panose1 w:val="020B0609020204030204"/>
-    <w:charset w:val="00"/>
-    <w:family w:val="modern"/>
-    <w:pitch w:val="fixed"/>
-    <w:sig w:usb0="E00006FF" w:usb1="0000FCFF" w:usb2="00000001" w:usb3="00000000" w:csb0="0000019F" w:csb1="00000000"/>
-  </w:font>
-  <w:font w:name="Calibri">
-    <w:panose1 w:val="020F0502020204030204"/>
-    <w:charset w:val="00"/>
-    <w:family w:val="swiss"/>
-    <w:pitch w:val="variable"/>
-    <w:sig w:usb0="E4002EFF" w:usb1="C000247B" w:usb2="00000009" w:usb3="00000000" w:csb0="000001FF" w:csb1="00000000"/>
-  </w:font>
-  <w:font w:name="Calibri Light">
-    <w:panose1 w:val="020F0302020204030204"/>
-    <w:charset w:val="00"/>
-    <w:family w:val="swiss"/>
-    <w:pitch w:val="variable"/>
-    <w:sig w:usb0="E4002EFF" w:usb1="C000247B" w:usb2="00000009" w:usb3="00000000" w:csb0="000001FF" w:csb1="00000000"/>
-  </w:font>
-</w:fonts>
-</file>
-
-<file path=word/glossary/settings.xml><?xml version="1.0" encoding="utf-8"?>
-<w:settings xmlns:mc="http://schemas.openxmlformats.org/markup-compatibility/2006" xmlns:o="urn:schemas-microsoft-com:office:office" xmlns:r="http://schemas.openxmlformats.org/officeDocument/2006/relationships" xmlns:m="http://schemas.openxmlformats.org/officeDocument/2006/math" xmlns:v="urn:schemas-microsoft-com:vml" xmlns:w10="urn:schemas-microsoft-com:office:word" xmlns:w="http://schemas.openxmlformats.org/wordprocessingml/2006/main" xmlns:w14="http://schemas.microsoft.com/office/word/2010/wordml" xmlns:w15="http://schemas.microsoft.com/office/word/2012/wordml" xmlns:w16cex="http://schemas.microsoft.com/office/word/2018/wordml/cex" xmlns:w16cid="http://schemas.microsoft.com/office/word/2016/wordml/cid" xmlns:w16="http://schemas.microsoft.com/office/word/2018/wordml" xmlns:w16sdtdh="http://schemas.microsoft.com/office/word/2020/wordml/sdtdatahash" xmlns:w16se="http://schemas.microsoft.com/office/word/2015/wordml/symex" xmlns:sl="http://schemas.openxmlformats.org/schemaLibrary/2006/main" mc:Ignorable="w14 w15 w16se w16cid w16 w16cex w16sdtdh">
-  <w:view w:val="normal"/>
-  <w:defaultTabStop w:val="720"/>
-  <w:characterSpacingControl w:val="doNotCompress"/>
-  <w:compat>
-    <w:useFELayout/>
-    <w:compatSetting w:name="compatibilityMode" w:uri="http://schemas.microsoft.com/office/word" w:val="15"/>
-    <w:compatSetting w:name="overrideTableStyleFontSizeAndJustification" w:uri="http://schemas.microsoft.com/office/word" w:val="1"/>
-    <w:compatSetting w:name="enableOpenTypeFeatures" w:uri="http://schemas.microsoft.com/office/word" w:val="1"/>
-    <w:compatSetting w:name="doNotFlipMirrorIndents" w:uri="http://schemas.microsoft.com/office/word" w:val="1"/>
-    <w:compatSetting w:name="differentiateMultirowTableHeaders" w:uri="http://schemas.microsoft.com/office/word" w:val="1"/>
-    <w:compatSetting w:name="useWord2013TrackBottomHyphenation" w:uri="http://schemas.microsoft.com/office/word" w:val="1"/>
-  </w:compat>
-  <w:rsids>
-    <w:rsidRoot w:val="00A25C69"/>
-    <w:rsid w:val="000E152C"/>
-    <w:rsid w:val="001C714E"/>
-    <w:rsid w:val="003A59D8"/>
-    <w:rsid w:val="003B2556"/>
-    <w:rsid w:val="003F7C4F"/>
-    <w:rsid w:val="004A306E"/>
-    <w:rsid w:val="004B6909"/>
-    <w:rsid w:val="00513A6E"/>
-    <w:rsid w:val="005C7CFF"/>
-    <w:rsid w:val="007B17CD"/>
-    <w:rsid w:val="0088273D"/>
-    <w:rsid w:val="009151D0"/>
-    <w:rsid w:val="009221D1"/>
-    <w:rsid w:val="00A25C69"/>
-    <w:rsid w:val="00AF5294"/>
-    <w:rsid w:val="00BD5C00"/>
-    <w:rsid w:val="00BE5A28"/>
-    <w:rsid w:val="00D05506"/>
-    <w:rsid w:val="00ED1120"/>
-    <w:rsid w:val="00F50D06"/>
-    <w:rsid w:val="00F53ADF"/>
-    <w:rsid w:val="00FE0490"/>
-  </w:rsids>
-  <m:mathPr>
-    <m:mathFont m:val="Cambria Math"/>
-    <m:brkBin m:val="before"/>
-    <m:brkBinSub m:val="--"/>
-    <m:smallFrac m:val="0"/>
-    <m:dispDef/>
-    <m:lMargin m:val="0"/>
-    <m:rMargin m:val="0"/>
-    <m:defJc m:val="centerGroup"/>
-    <m:wrapIndent m:val="1440"/>
-    <m:intLim m:val="subSup"/>
-    <m:naryLim m:val="undOvr"/>
-  </m:mathPr>
-  <w:themeFontLang w:val="en-US"/>
-  <w:clrSchemeMapping w:bg1="light1" w:t1="dark1" w:bg2="light2" w:t2="dark2" w:accent1="accent1" w:accent2="accent2" w:accent3="accent3" w:accent4="accent4" w:accent5="accent5" w:accent6="accent6" w:hyperlink="hyperlink" w:followedHyperlink="followedHyperlink"/>
-  <w:decimalSymbol w:val="."/>
-  <w:listSeparator w:val=","/>
-  <w15:chartTrackingRefBased/>
-</w:settings>
-</file>
-
-<file path=word/glossary/styles.xml><?xml version="1.0" encoding="utf-8"?>
-<w:styles xmlns:mc="http://schemas.openxmlformats.org/markup-compatibility/2006" xmlns:r="http://schemas.openxmlformats.org/officeDocument/2006/relationships" xmlns:w="http://schemas.openxmlformats.org/wordprocessingml/2006/main" xmlns:w14="http://schemas.microsoft.com/office/word/2010/wordml" xmlns:w15="http://schemas.microsoft.com/office/word/2012/wordml" xmlns:w16cex="http://schemas.microsoft.com/office/word/2018/wordml/cex" xmlns:w16cid="http://schemas.microsoft.com/office/word/2016/wordml/cid" xmlns:w16="http://schemas.microsoft.com/office/word/2018/wordml" xmlns:w16sdtdh="http://schemas.microsoft.com/office/word/2020/wordml/sdtdatahash" xmlns:w16se="http://schemas.microsoft.com/office/word/2015/wordml/symex" mc:Ignorable="w14 w15 w16se w16cid w16 w16cex w16sdtdh">
-  <w:docDefaults>
-    <w:rPrDefault>
-      <w:rPr>
-        <w:rFonts w:asciiTheme="minorHAnsi" w:eastAsiaTheme="minorEastAsia" w:hAnsiTheme="minorHAnsi" w:cstheme="minorBidi"/>
-        <w:sz w:val="22"/>
-        <w:szCs w:val="22"/>
-        <w:lang w:val="en-US" w:eastAsia="en-US" w:bidi="ar-SA"/>
-      </w:rPr>
-    </w:rPrDefault>
-    <w:pPrDefault>
-      <w:pPr>
-        <w:spacing w:after="160" w:line="259" w:lineRule="auto"/>
-      </w:pPr>
-    </w:pPrDefault>
-  </w:docDefaults>
-  <w:latentStyles w:defLockedState="0" w:defUIPriority="99" w:defSemiHidden="0" w:defUnhideWhenUsed="0" w:defQFormat="0" w:count="376">
-    <w:lsdException w:name="Normal" w:uiPriority="0" w:qFormat="1"/>
-    <w:lsdException w:name="heading 1" w:uiPriority="9" w:qFormat="1"/>
-    <w:lsdException w:name="heading 2" w:semiHidden="1" w:uiPriority="9" w:unhideWhenUsed="1" w:qFormat="1"/>
-    <w:lsdException w:name="heading 3" w:semiHidden="1" w:uiPriority="9" w:unhideWhenUsed="1" w:qFormat="1"/>
-    <w:lsdException w:name="heading 4" w:semiHidden="1" w:uiPriority="9" w:unhideWhenUsed="1" w:qFormat="1"/>
-    <w:lsdException w:name="heading 5" w:semiHidden="1" w:uiPriority="9" w:unhideWhenUsed="1" w:qFormat="1"/>
-    <w:lsdException w:name="heading 6" w:semiHidden="1" w:uiPriority="9" w:unhideWhenUsed="1" w:qFormat="1"/>
-    <w:lsdException w:name="heading 7" w:semiHidden="1" w:uiPriority="9" w:unhideWhenUsed="1" w:qFormat="1"/>
-    <w:lsdException w:name="heading 8" w:semiHidden="1" w:uiPriority="9" w:unhideWhenUsed="1" w:qFormat="1"/>
-    <w:lsdException w:name="heading 9" w:semiHidden="1" w:uiPriority="9" w:unhideWhenUsed="1" w:qFormat="1"/>
-    <w:lsdException w:name="index 1" w:semiHidden="1" w:unhideWhenUsed="1"/>
-    <w:lsdException w:name="index 2" w:semiHidden="1" w:unhideWhenUsed="1"/>
-    <w:lsdException w:name="index 3" w:semiHidden="1" w:unhideWhenUsed="1"/>
-    <w:lsdException w:name="index 4" w:semiHidden="1" w:unhideWhenUsed="1"/>
-    <w:lsdException w:name="index 5" w:semiHidden="1" w:unhideWhenUsed="1"/>
-    <w:lsdException w:name="index 6" w:semiHidden="1" w:unhideWhenUsed="1"/>
-    <w:lsdException w:name="index 7" w:semiHidden="1" w:unhideWhenUsed="1"/>
-    <w:lsdException w:name="index 8" w:semiHidden="1" w:unhideWhenUsed="1"/>
-    <w:lsdException w:name="index 9" w:semiHidden="1" w:unhideWhenUsed="1"/>
-    <w:lsdException w:name="toc 1" w:semiHidden="1" w:uiPriority="39" w:unhideWhenUsed="1"/>
-    <w:lsdException w:name="toc 2" w:semiHidden="1" w:uiPriority="39" w:unhideWhenUsed="1"/>
-    <w:lsdException w:name="toc 3" w:semiHidden="1" w:uiPriority="39" w:unhideWhenUsed="1"/>
-    <w:lsdException w:name="toc 4" w:semiHidden="1" w:uiPriority="39" w:unhideWhenUsed="1"/>
-    <w:lsdException w:name="toc 5" w:semiHidden="1" w:uiPriority="39" w:unhideWhenUsed="1"/>
-    <w:lsdException w:name="toc 6" w:semiHidden="1" w:uiPriority="39" w:unhideWhenUsed="1"/>
-    <w:lsdException w:name="toc 7" w:semiHidden="1" w:uiPriority="39" w:unhideWhenUsed="1"/>
-    <w:lsdException w:name="toc 8" w:semiHidden="1" w:uiPriority="39" w:unhideWhenUsed="1"/>
-    <w:lsdException w:name="toc 9" w:semiHidden="1" w:uiPriority="39" w:unhideWhenUsed="1"/>
-    <w:lsdException w:name="Normal Indent" w:semiHidden="1" w:unhideWhenUsed="1"/>
-    <w:lsdException w:name="footnote text" w:semiHidden="1" w:unhideWhenUsed="1"/>
-    <w:lsdException w:name="annotation text" w:semiHidden="1" w:unhideWhenUsed="1"/>
-    <w:lsdException w:name="header" w:semiHidden="1" w:unhideWhenUsed="1"/>
-    <w:lsdException w:name="footer" w:semiHidden="1" w:unhideWhenUsed="1"/>
-    <w:lsdException w:name="index heading" w:semiHidden="1" w:unhideWhenUsed="1"/>
-    <w:lsdException w:name="caption" w:semiHidden="1" w:uiPriority="35" w:unhideWhenUsed="1" w:qFormat="1"/>
-    <w:lsdException w:name="table of figures" w:semiHidden="1" w:unhideWhenUsed="1"/>
-    <w:lsdException w:name="envelope address" w:semiHidden="1" w:unhideWhenUsed="1"/>
-    <w:lsdException w:name="envelope return" w:semiHidden="1" w:unhideWhenUsed="1"/>
-    <w:lsdException w:name="footnote reference" w:semiHidden="1" w:unhideWhenUsed="1"/>
-    <w:lsdException w:name="annotation reference" w:semiHidden="1" w:unhideWhenUsed="1"/>
-    <w:lsdException w:name="line number" w:semiHidden="1" w:unhideWhenUsed="1"/>
-    <w:lsdException w:name="page number" w:semiHidden="1" w:unhideWhenUsed="1"/>
-    <w:lsdException w:name="endnote reference" w:semiHidden="1" w:unhideWhenUsed="1"/>
-    <w:lsdException w:name="endnote text" w:semiHidden="1" w:unhideWhenUsed="1"/>
-    <w:lsdException w:name="table of authorities" w:semiHidden="1" w:unhideWhenUsed="1"/>
-    <w:lsdException w:name="macro" w:semiHidden="1" w:unhideWhenUsed="1"/>
-    <w:lsdException w:name="toa heading" w:semiHidden="1" w:unhideWhenUsed="1"/>
-    <w:lsdException w:name="List" w:semiHidden="1" w:unhideWhenUsed="1"/>
-    <w:lsdException w:name="List Bullet" w:semiHidden="1" w:unhideWhenUsed="1"/>
-    <w:lsdException w:name="List Number" w:semiHidden="1" w:unhideWhenUsed="1"/>
-    <w:lsdException w:name="List 2" w:semiHidden="1" w:unhideWhenUsed="1"/>
-    <w:lsdException w:name="List 3" w:semiHidden="1" w:unhideWhenUsed="1"/>
-    <w:lsdException w:name="List 4" w:semiHidden="1" w:unhideWhenUsed="1"/>
-    <w:lsdException w:name="List 5" w:semiHidden="1" w:unhideWhenUsed="1"/>
-    <w:lsdException w:name="List Bullet 2" w:semiHidden="1" w:unhideWhenUsed="1"/>
-    <w:lsdException w:name="List Bullet 3" w:semiHidden="1" w:unhideWhenUsed="1"/>
-    <w:lsdException w:name="List Bullet 4" w:semiHidden="1" w:unhideWhenUsed="1"/>
-    <w:lsdException w:name="List Bullet 5" w:semiHidden="1" w:unhideWhenUsed="1"/>
-    <w:lsdException w:name="List Number 2" w:semiHidden="1" w:unhideWhenUsed="1"/>
-    <w:lsdException w:name="List Number 3" w:semiHidden="1" w:unhideWhenUsed="1"/>
-    <w:lsdException w:name="List Number 4" w:semiHidden="1" w:unhideWhenUsed="1"/>
-    <w:lsdException w:name="List Number 5" w:semiHidden="1" w:unhideWhenUsed="1"/>
-    <w:lsdException w:name="Title" w:uiPriority="10" w:qFormat="1"/>
-    <w:lsdException w:name="Closing" w:semiHidden="1" w:unhideWhenUsed="1"/>
-    <w:lsdException w:name="Signature" w:semiHidden="1" w:unhideWhenUsed="1"/>
-    <w:lsdException w:name="Default Paragraph Font" w:semiHidden="1" w:uiPriority="1" w:unhideWhenUsed="1"/>
-    <w:lsdException w:name="Body Text" w:semiHidden="1" w:unhideWhenUsed="1"/>
-    <w:lsdException w:name="Body Text Indent" w:semiHidden="1" w:unhideWhenUsed="1"/>
-    <w:lsdException w:name="List Continue" w:semiHidden="1" w:unhideWhenUsed="1"/>
-    <w:lsdException w:name="List Continue 2" w:semiHidden="1" w:unhideWhenUsed="1"/>
-    <w:lsdException w:name="List Continue 3" w:semiHidden="1" w:unhideWhenUsed="1"/>
-    <w:lsdException w:name="List Continue 4" w:semiHidden="1" w:unhideWhenUsed="1"/>
-    <w:lsdException w:name="List Continue 5" w:semiHidden="1" w:unhideWhenUsed="1"/>
-    <w:lsdException w:name="Message Header" w:semiHidden="1" w:unhideWhenUsed="1"/>
-    <w:lsdException w:name="Subtitle" w:uiPriority="11" w:qFormat="1"/>
-    <w:lsdException w:name="Salutation" w:semiHidden="1" w:unhideWhenUsed="1"/>
-    <w:lsdException w:name="Date" w:semiHidden="1" w:unhideWhenUsed="1"/>
-    <w:lsdException w:name="Body Text First Indent" w:semiHidden="1" w:unhideWhenUsed="1"/>
-    <w:lsdException w:name="Body Text First Indent 2" w:semiHidden="1" w:unhideWhenUsed="1"/>
-    <w:lsdException w:name="Note Heading" w:semiHidden="1" w:unhideWhenUsed="1"/>
-    <w:lsdException w:name="Body Text 2" w:semiHidden="1" w:unhideWhenUsed="1"/>
-    <w:lsdException w:name="Body Text 3" w:semiHidden="1" w:unhideWhenUsed="1"/>
-    <w:lsdException w:name="Body Text Indent 2" w:semiHidden="1" w:unhideWhenUsed="1"/>
-    <w:lsdException w:name="Body Text Indent 3" w:semiHidden="1" w:unhideWhenUsed="1"/>
-    <w:lsdException w:name="Block Text" w:semiHidden="1" w:unhideWhenUsed="1"/>
-    <w:lsdException w:name="Hyperlink" w:semiHidden="1" w:unhideWhenUsed="1"/>
-    <w:lsdException w:name="FollowedHyperlink" w:semiHidden="1" w:unhideWhenUsed="1"/>
-    <w:lsdException w:name="Strong" w:uiPriority="22" w:qFormat="1"/>
-    <w:lsdException w:name="Emphasis" w:uiPriority="20" w:qFormat="1"/>
-    <w:lsdException w:name="Document Map" w:semiHidden="1" w:unhideWhenUsed="1"/>
-    <w:lsdException w:name="Plain Text" w:semiHidden="1" w:unhideWhenUsed="1"/>
-    <w:lsdException w:name="E-mail Signature" w:semiHidden="1" w:unhideWhenUsed="1"/>
-    <w:lsdException w:name="HTML Top of Form" w:semiHidden="1" w:unhideWhenUsed="1"/>
-    <w:lsdException w:name="HTML Bottom of Form" w:semiHidden="1" w:unhideWhenUsed="1"/>
-    <w:lsdException w:name="Normal (Web)" w:semiHidden="1" w:unhideWhenUsed="1"/>
-    <w:lsdException w:name="HTML Acronym" w:semiHidden="1" w:unhideWhenUsed="1"/>
-    <w:lsdException w:name="HTML Address" w:semiHidden="1" w:unhideWhenUsed="1"/>
-    <w:lsdException w:name="HTML Cite" w:semiHidden="1" w:unhideWhenUsed="1"/>
-    <w:lsdException w:name="HTML Code" w:semiHidden="1" w:unhideWhenUsed="1"/>
-    <w:lsdException w:name="HTML Definition" w:semiHidden="1" w:unhideWhenUsed="1"/>
-    <w:lsdException w:name="HTML Keyboard" w:semiHidden="1" w:unhideWhenUsed="1"/>
-    <w:lsdException w:name="HTML Preformatted" w:semiHidden="1" w:unhideWhenUsed="1"/>
-    <w:lsdException w:name="HTML Sample" w:semiHidden="1" w:unhideWhenUsed="1"/>
-    <w:lsdException w:name="HTML Typewriter" w:semiHidden="1" w:unhideWhenUsed="1"/>
-    <w:lsdException w:name="HTML Variable" w:semiHidden="1" w:unhideWhenUsed="1"/>
-    <w:lsdException w:name="Normal Table" w:semiHidden="1" w:unhideWhenUsed="1"/>
-    <w:lsdException w:name="annotation subject" w:semiHidden="1" w:unhideWhenUsed="1"/>
-    <w:lsdException w:name="No List" w:semiHidden="1" w:unhideWhenUsed="1"/>
-    <w:lsdException w:name="Outline List 1" w:semiHidden="1" w:unhideWhenUsed="1"/>
-    <w:lsdException w:name="Outline List 2" w:semiHidden="1" w:unhideWhenUsed="1"/>
-    <w:lsdException w:name="Outline List 3" w:semiHidden="1" w:unhideWhenUsed="1"/>
-    <w:lsdException w:name="Table Simple 1" w:semiHidden="1" w:unhideWhenUsed="1"/>
-    <w:lsdException w:name="Table Simple 2" w:semiHidden="1" w:unhideWhenUsed="1"/>
-    <w:lsdException w:name="Table Simple 3" w:semiHidden="1" w:unhideWhenUsed="1"/>
-    <w:lsdException w:name="Table Classic 1" w:semiHidden="1" w:unhideWhenUsed="1"/>
-    <w:lsdException w:name="Table Classic 2" w:semiHidden="1" w:unhideWhenUsed="1"/>
-    <w:lsdException w:name="Table Classic 3" w:semiHidden="1" w:unhideWhenUsed="1"/>
-    <w:lsdException w:name="Table Classic 4" w:semiHidden="1" w:unhideWhenUsed="1"/>
-    <w:lsdException w:name="Table Colorful 1" w:semiHidden="1" w:unhideWhenUsed="1"/>
-    <w:lsdException w:name="Table Colorful 2" w:semiHidden="1" w:unhideWhenUsed="1"/>
-    <w:lsdException w:name="Table Colorful 3" w:semiHidden="1" w:unhideWhenUsed="1"/>
-    <w:lsdException w:name="Table Columns 1" w:semiHidden="1" w:unhideWhenUsed="1"/>
-    <w:lsdException w:name="Table Columns 2" w:semiHidden="1" w:unhideWhenUsed="1"/>
-    <w:lsdException w:name="Table Columns 3" w:semiHidden="1" w:unhideWhenUsed="1"/>
-    <w:lsdException w:name="Table Columns 4" w:semiHidden="1" w:unhideWhenUsed="1"/>
-    <w:lsdException w:name="Table Columns 5" w:semiHidden="1" w:unhideWhenUsed="1"/>
-    <w:lsdException w:name="Table Grid 1" w:semiHidden="1" w:unhideWhenUsed="1"/>
-    <w:lsdException w:name="Table Grid 2" w:semiHidden="1" w:unhideWhenUsed="1"/>
-    <w:lsdException w:name="Table Grid 3" w:semiHidden="1" w:unhideWhenUsed="1"/>
-    <w:lsdException w:name="Table Grid 4" w:semiHidden="1" w:unhideWhenUsed="1"/>
-    <w:lsdException w:name="Table Grid 5" w:semiHidden="1" w:unhideWhenUsed="1"/>
-    <w:lsdException w:name="Table Grid 6" w:semiHidden="1" w:unhideWhenUsed="1"/>
-    <w:lsdException w:name="Table Grid 7" w:semiHidden="1" w:unhideWhenUsed="1"/>
-    <w:lsdException w:name="Table Grid 8" w:semiHidden="1" w:unhideWhenUsed="1"/>
-    <w:lsdException w:name="Table List 1" w:semiHidden="1" w:unhideWhenUsed="1"/>
-    <w:lsdException w:name="Table List 2" w:semiHidden="1" w:unhideWhenUsed="1"/>
-    <w:lsdException w:name="Table List 3" w:semiHidden="1" w:unhideWhenUsed="1"/>
-    <w:lsdException w:name="Table List 4" w:semiHidden="1" w:unhideWhenUsed="1"/>
-    <w:lsdException w:name="Table List 5" w:semiHidden="1" w:unhideWhenUsed="1"/>
-    <w:lsdException w:name="Table List 6" w:semiHidden="1" w:unhideWhenUsed="1"/>
-    <w:lsdException w:name="Table List 7" w:semiHidden="1" w:unhideWhenUsed="1"/>
-    <w:lsdException w:name="Table List 8" w:semiHidden="1" w:unhideWhenUsed="1"/>
-    <w:lsdException w:name="Table 3D effects 1" w:semiHidden="1" w:unhideWhenUsed="1"/>
-    <w:lsdException w:name="Table 3D effects 2" w:semiHidden="1" w:unhideWhenUsed="1"/>
-    <w:lsdException w:name="Table 3D effects 3" w:semiHidden="1" w:unhideWhenUsed="1"/>
-    <w:lsdException w:name="Table Contemporary" w:semiHidden="1" w:unhideWhenUsed="1"/>
-    <w:lsdException w:name="Table Elegant" w:semiHidden="1" w:unhideWhenUsed="1"/>
-    <w:lsdException w:name="Table Professional" w:semiHidden="1" w:unhideWhenUsed="1"/>
-    <w:lsdException w:name="Table Subtle 1" w:semiHidden="1" w:unhideWhenUsed="1"/>
-    <w:lsdException w:name="Table Subtle 2" w:semiHidden="1" w:unhideWhenUsed="1"/>
-    <w:lsdException w:name="Table Web 1" w:semiHidden="1" w:unhideWhenUsed="1"/>
-    <w:lsdException w:name="Table Web 2" w:semiHidden="1" w:unhideWhenUsed="1"/>
-    <w:lsdException w:name="Table Web 3" w:semiHidden="1" w:unhideWhenUsed="1"/>
-    <w:lsdException w:name="Balloon Text" w:semiHidden="1" w:unhideWhenUsed="1"/>
-    <w:lsdException w:name="Table Grid" w:uiPriority="39"/>
-    <w:lsdException w:name="Table Theme" w:semiHidden="1" w:unhideWhenUsed="1"/>
-    <w:lsdException w:name="Placeholder Text" w:semiHidden="1"/>
-    <w:lsdException w:name="No Spacing" w:uiPriority="1" w:qFormat="1"/>
-    <w:lsdException w:name="Light Shading" w:uiPriority="60"/>
-    <w:lsdException w:name="Light List" w:uiPriority="61"/>
-    <w:lsdException w:name="Light Grid" w:uiPriority="62"/>
-    <w:lsdException w:name="Medium Shading 1" w:uiPriority="63"/>
-    <w:lsdException w:name="Medium Shading 2" w:uiPriority="64"/>
-    <w:lsdException w:name="Medium List 1" w:uiPriority="65"/>
-    <w:lsdException w:name="Medium List 2" w:uiPriority="66"/>
-    <w:lsdException w:name="Medium Grid 1" w:uiPriority="67"/>
-    <w:lsdException w:name="Medium Grid 2" w:uiPriority="68"/>
-    <w:lsdException w:name="Medium Grid 3" w:uiPriority="69"/>
-    <w:lsdException w:name="Dark List" w:uiPriority="70"/>
-    <w:lsdException w:name="Colorful Shading" w:uiPriority="71"/>
-    <w:lsdException w:name="Colorful List" w:uiPriority="72"/>
-    <w:lsdException w:name="Colorful Grid" w:uiPriority="73"/>
-    <w:lsdException w:name="Light Shading Accent 1" w:uiPriority="60"/>
-    <w:lsdException w:name="Light List Accent 1" w:uiPriority="61"/>
-    <w:lsdException w:name="Light Grid Accent 1" w:uiPriority="62"/>
-    <w:lsdException w:name="Medium Shading 1 Accent 1" w:uiPriority="63"/>
-    <w:lsdException w:name="Medium Shading 2 Accent 1" w:uiPriority="64"/>
-    <w:lsdException w:name="Medium List 1 Accent 1" w:uiPriority="65"/>
-    <w:lsdException w:name="Revision" w:semiHidden="1"/>
-    <w:lsdException w:name="List Paragraph" w:uiPriority="34" w:qFormat="1"/>
-    <w:lsdException w:name="Quote" w:uiPriority="29" w:qFormat="1"/>
-    <w:lsdException w:name="Intense Quote" w:uiPriority="30" w:qFormat="1"/>
-    <w:lsdException w:name="Medium List 2 Accent 1" w:uiPriority="66"/>
-    <w:lsdException w:name="Medium Grid 1 Accent 1" w:uiPriority="67"/>
-    <w:lsdException w:name="Medium Grid 2 Accent 1" w:uiPriority="68"/>
-    <w:lsdException w:name="Medium Grid 3 Accent 1" w:uiPriority="69"/>
-    <w:lsdException w:name="Dark List Accent 1" w:uiPriority="70"/>
-    <w:lsdException w:name="Colorful Shading Accent 1" w:uiPriority="71"/>
-    <w:lsdException w:name="Colorful List Accent 1" w:uiPriority="72"/>
-    <w:lsdException w:name="Colorful Grid Accent 1" w:uiPriority="73"/>
-    <w:lsdException w:name="Light Shading Accent 2" w:uiPriority="60"/>
-    <w:lsdException w:name="Light List Accent 2" w:uiPriority="61"/>
-    <w:lsdException w:name="Light Grid Accent 2" w:uiPriority="62"/>
-    <w:lsdException w:name="Medium Shading 1 Accent 2" w:uiPriority="63"/>
-    <w:lsdException w:name="Medium Shading 2 Accent 2" w:uiPriority="64"/>
-    <w:lsdException w:name="Medium List 1 Accent 2" w:uiPriority="65"/>
-    <w:lsdException w:name="Medium List 2 Accent 2" w:uiPriority="66"/>
-    <w:lsdException w:name="Medium Grid 1 Accent 2" w:uiPriority="67"/>
-    <w:lsdException w:name="Medium Grid 2 Accent 2" w:uiPriority="68"/>
-    <w:lsdException w:name="Medium Grid 3 Accent 2" w:uiPriority="69"/>
-    <w:lsdException w:name="Dark List Accent 2" w:uiPriority="70"/>
-    <w:lsdException w:name="Colorful Shading Accent 2" w:uiPriority="71"/>
-    <w:lsdException w:name="Colorful List Accent 2" w:uiPriority="72"/>
-    <w:lsdException w:name="Colorful Grid Accent 2" w:uiPriority="73"/>
-    <w:lsdException w:name="Light Shading Accent 3" w:uiPriority="60"/>
-    <w:lsdException w:name="Light List Accent 3" w:uiPriority="61"/>
-    <w:lsdException w:name="Light Grid Accent 3" w:uiPriority="62"/>
-    <w:lsdException w:name="Medium Shading 1 Accent 3" w:uiPriority="63"/>
-    <w:lsdException w:name="Medium Shading 2 Accent 3" w:uiPriority="64"/>
-    <w:lsdException w:name="Medium List 1 Accent 3" w:uiPriority="65"/>
-    <w:lsdException w:name="Medium List 2 Accent 3" w:uiPriority="66"/>
-    <w:lsdException w:name="Medium Grid 1 Accent 3" w:uiPriority="67"/>
-    <w:lsdException w:name="Medium Grid 2 Accent 3" w:uiPriority="68"/>
-    <w:lsdException w:name="Medium Grid 3 Accent 3" w:uiPriority="69"/>
-    <w:lsdException w:name="Dark List Accent 3" w:uiPriority="70"/>
-    <w:lsdException w:name="Colorful Shading Accent 3" w:uiPriority="71"/>
-    <w:lsdException w:name="Colorful List Accent 3" w:uiPriority="72"/>
-    <w:lsdException w:name="Colorful Grid Accent 3" w:uiPriority="73"/>
-    <w:lsdException w:name="Light Shading Accent 4" w:uiPriority="60"/>
-    <w:lsdException w:name="Light List Accent 4" w:uiPriority="61"/>
-    <w:lsdException w:name="Light Grid Accent 4" w:uiPriority="62"/>
-    <w:lsdException w:name="Medium Shading 1 Accent 4" w:uiPriority="63"/>
-    <w:lsdException w:name="Medium Shading 2 Accent 4" w:uiPriority="64"/>
-    <w:lsdException w:name="Medium List 1 Accent 4" w:uiPriority="65"/>
-    <w:lsdException w:name="Medium List 2 Accent 4" w:uiPriority="66"/>
-    <w:lsdException w:name="Medium Grid 1 Accent 4" w:uiPriority="67"/>
-    <w:lsdException w:name="Medium Grid 2 Accent 4" w:uiPriority="68"/>
-    <w:lsdException w:name="Medium Grid 3 Accent 4" w:uiPriority="69"/>
-    <w:lsdException w:name="Dark List Accent 4" w:uiPriority="70"/>
-    <w:lsdException w:name="Colorful Shading Accent 4" w:uiPriority="71"/>
-    <w:lsdException w:name="Colorful List Accent 4" w:uiPriority="72"/>
-    <w:lsdException w:name="Colorful Grid Accent 4" w:uiPriority="73"/>
-    <w:lsdException w:name="Light Shading Accent 5" w:uiPriority="60"/>
-    <w:lsdException w:name="Light List Accent 5" w:uiPriority="61"/>
-    <w:lsdException w:name="Light Grid Accent 5" w:uiPriority="62"/>
-    <w:lsdException w:name="Medium Shading 1 Accent 5" w:uiPriority="63"/>
-    <w:lsdException w:name="Medium Shading 2 Accent 5" w:uiPriority="64"/>
-    <w:lsdException w:name="Medium List 1 Accent 5" w:uiPriority="65"/>
-    <w:lsdException w:name="Medium List 2 Accent 5" w:uiPriority="66"/>
-    <w:lsdException w:name="Medium Grid 1 Accent 5" w:uiPriority="67"/>
-    <w:lsdException w:name="Medium Grid 2 Accent 5" w:uiPriority="68"/>
-    <w:lsdException w:name="Medium Grid 3 Accent 5" w:uiPriority="69"/>
-    <w:lsdException w:name="Dark List Accent 5" w:uiPriority="70"/>
-    <w:lsdException w:name="Colorful Shading Accent 5" w:uiPriority="71"/>
-    <w:lsdException w:name="Colorful List Accent 5" w:uiPriority="72"/>
-    <w:lsdException w:name="Colorful Grid Accent 5" w:uiPriority="73"/>
-    <w:lsdException w:name="Light Shading Accent 6" w:uiPriority="60"/>
-    <w:lsdException w:name="Light List Accent 6" w:uiPriority="61"/>
-    <w:lsdException w:name="Light Grid Accent 6" w:uiPriority="62"/>
-    <w:lsdException w:name="Medium Shading 1 Accent 6" w:uiPriority="63"/>
-    <w:lsdException w:name="Medium Shading 2 Accent 6" w:uiPriority="64"/>
-    <w:lsdException w:name="Medium List 1 Accent 6" w:uiPriority="65"/>
-    <w:lsdException w:name="Medium List 2 Accent 6" w:uiPriority="66"/>
-    <w:lsdException w:name="Medium Grid 1 Accent 6" w:uiPriority="67"/>
-    <w:lsdException w:name="Medium Grid 2 Accent 6" w:uiPriority="68"/>
-    <w:lsdException w:name="Medium Grid 3 Accent 6" w:uiPriority="69"/>
-    <w:lsdException w:name="Dark List Accent 6" w:uiPriority="70"/>
-    <w:lsdException w:name="Colorful Shading Accent 6" w:uiPriority="71"/>
-    <w:lsdException w:name="Colorful List Accent 6" w:uiPriority="72"/>
-    <w:lsdException w:name="Colorful Grid Accent 6" w:uiPriority="73"/>
-    <w:lsdException w:name="Subtle Emphasis" w:uiPriority="19" w:qFormat="1"/>
-    <w:lsdException w:name="Intense Emphasis" w:uiPriority="21" w:qFormat="1"/>
-    <w:lsdException w:name="Subtle Reference" w:uiPriority="31" w:qFormat="1"/>
-    <w:lsdException w:name="Intense Reference" w:uiPriority="32" w:qFormat="1"/>
-    <w:lsdException w:name="Book Title" w:uiPriority="33" w:qFormat="1"/>
-    <w:lsdException w:name="Bibliography" w:semiHidden="1" w:uiPriority="37" w:unhideWhenUsed="1"/>
-    <w:lsdException w:name="TOC Heading" w:semiHidden="1" w:uiPriority="39" w:unhideWhenUsed="1" w:qFormat="1"/>
-    <w:lsdException w:name="Plain Table 1" w:uiPriority="41"/>
-    <w:lsdException w:name="Plain Table 2" w:uiPriority="42"/>
-    <w:lsdException w:name="Plain Table 3" w:uiPriority="43"/>
-    <w:lsdException w:name="Plain Table 4" w:uiPriority="44"/>
-    <w:lsdException w:name="Plain Table 5" w:uiPriority="45"/>
-    <w:lsdException w:name="Grid Table Light" w:uiPriority="40"/>
-    <w:lsdException w:name="Grid Table 1 Light" w:uiPriority="46"/>
-    <w:lsdException w:name="Grid Table 2" w:uiPriority="47"/>
-    <w:lsdException w:name="Grid Table 3" w:uiPriority="48"/>
-    <w:lsdException w:name="Grid Table 4" w:uiPriority="49"/>
-    <w:lsdException w:name="Grid Table 5 Dark" w:uiPriority="50"/>
-    <w:lsdException w:name="Grid Table 6 Colorful" w:uiPriority="51"/>
-    <w:lsdException w:name="Grid Table 7 Colorful" w:uiPriority="52"/>
-    <w:lsdException w:name="Grid Table 1 Light Accent 1" w:uiPriority="46"/>
-    <w:lsdException w:name="Grid Table 2 Accent 1" w:uiPriority="47"/>
-    <w:lsdException w:name="Grid Table 3 Accent 1" w:uiPriority="48"/>
-    <w:lsdException w:name="Grid Table 4 Accent 1" w:uiPriority="49"/>
-    <w:lsdException w:name="Grid Table 5 Dark Accent 1" w:uiPriority="50"/>
-    <w:lsdException w:name="Grid Table 6 Colorful Accent 1" w:uiPriority="51"/>
-    <w:lsdException w:name="Grid Table 7 Colorful Accent 1" w:uiPriority="52"/>
-    <w:lsdException w:name="Grid Table 1 Light Accent 2" w:uiPriority="46"/>
-    <w:lsdException w:name="Grid Table 2 Accent 2" w:uiPriority="47"/>
-    <w:lsdException w:name="Grid Table 3 Accent 2" w:uiPriority="48"/>
-    <w:lsdException w:name="Grid Table 4 Accent 2" w:uiPriority="49"/>
-    <w:lsdException w:name="Grid Table 5 Dark Accent 2" w:uiPriority="50"/>
-    <w:lsdException w:name="Grid Table 6 Colorful Accent 2" w:uiPriority="51"/>
-    <w:lsdException w:name="Grid Table 7 Colorful Accent 2" w:uiPriority="52"/>
-    <w:lsdException w:name="Grid Table 1 Light Accent 3" w:uiPriority="46"/>
-    <w:lsdException w:name="Grid Table 2 Accent 3" w:uiPriority="47"/>
-    <w:lsdException w:name="Grid Table 3 Accent 3" w:uiPriority="48"/>
-    <w:lsdException w:name="Grid Table 4 Accent 3" w:uiPriority="49"/>
-    <w:lsdException w:name="Grid Table 5 Dark Accent 3" w:uiPriority="50"/>
-    <w:lsdException w:name="Grid Table 6 Colorful Accent 3" w:uiPriority="51"/>
-    <w:lsdException w:name="Grid Table 7 Colorful Accent 3" w:uiPriority="52"/>
-    <w:lsdException w:name="Grid Table 1 Light Accent 4" w:uiPriority="46"/>
-    <w:lsdException w:name="Grid Table 2 Accent 4" w:uiPriority="47"/>
-    <w:lsdException w:name="Grid Table 3 Accent 4" w:uiPriority="48"/>
-    <w:lsdException w:name="Grid Table 4 Accent 4" w:uiPriority="49"/>
-    <w:lsdException w:name="Grid Table 5 Dark Accent 4" w:uiPriority="50"/>
-    <w:lsdException w:name="Grid Table 6 Colorful Accent 4" w:uiPriority="51"/>
-    <w:lsdException w:name="Grid Table 7 Colorful Accent 4" w:uiPriority="52"/>
-    <w:lsdException w:name="Grid Table 1 Light Accent 5" w:uiPriority="46"/>
-    <w:lsdException w:name="Grid Table 2 Accent 5" w:uiPriority="47"/>
-    <w:lsdException w:name="Grid Table 3 Accent 5" w:uiPriority="48"/>
-    <w:lsdException w:name="Grid Table 4 Accent 5" w:uiPriority="49"/>
-    <w:lsdException w:name="Grid Table 5 Dark Accent 5" w:uiPriority="50"/>
-    <w:lsdException w:name="Grid Table 6 Colorful Accent 5" w:uiPriority="51"/>
-    <w:lsdException w:name="Grid Table 7 Colorful Accent 5" w:uiPriority="52"/>
-    <w:lsdException w:name="Grid Table 1 Light Accent 6" w:uiPriority="46"/>
-    <w:lsdException w:name="Grid Table 2 Accent 6" w:uiPriority="47"/>
-    <w:lsdException w:name="Grid Table 3 Accent 6" w:uiPriority="48"/>
-    <w:lsdException w:name="Grid Table 4 Accent 6" w:uiPriority="49"/>
-    <w:lsdException w:name="Grid Table 5 Dark Accent 6" w:uiPriority="50"/>
-    <w:lsdException w:name="Grid Table 6 Colorful Accent 6" w:uiPriority="51"/>
-    <w:lsdException w:name="Grid Table 7 Colorful Accent 6" w:uiPriority="52"/>
-    <w:lsdException w:name="List Table 1 Light" w:uiPriority="46"/>
-    <w:lsdException w:name="List Table 2" w:uiPriority="47"/>
-    <w:lsdException w:name="List Table 3" w:uiPriority="48"/>
-    <w:lsdException w:name="List Table 4" w:uiPriority="49"/>
-    <w:lsdException w:name="List Table 5 Dark" w:uiPriority="50"/>
-    <w:lsdException w:name="List Table 6 Colorful" w:uiPriority="51"/>
-    <w:lsdException w:name="List Table 7 Colorful" w:uiPriority="52"/>
-    <w:lsdException w:name="List Table 1 Light Accent 1" w:uiPriority="46"/>
-    <w:lsdException w:name="List Table 2 Accent 1" w:uiPriority="47"/>
-    <w:lsdException w:name="List Table 3 Accent 1" w:uiPriority="48"/>
-    <w:lsdException w:name="List Table 4 Accent 1" w:uiPriority="49"/>
-    <w:lsdException w:name="List Table 5 Dark Accent 1" w:uiPriority="50"/>
-    <w:lsdException w:name="List Table 6 Colorful Accent 1" w:uiPriority="51"/>
-    <w:lsdException w:name="List Table 7 Colorful Accent 1" w:uiPriority="52"/>
-    <w:lsdException w:name="List Table 1 Light Accent 2" w:uiPriority="46"/>
-    <w:lsdException w:name="List Table 2 Accent 2" w:uiPriority="47"/>
-    <w:lsdException w:name="List Table 3 Accent 2" w:uiPriority="48"/>
-    <w:lsdException w:name="List Table 4 Accent 2" w:uiPriority="49"/>
-    <w:lsdException w:name="List Table 5 Dark Accent 2" w:uiPriority="50"/>
-    <w:lsdException w:name="List Table 6 Colorful Accent 2" w:uiPriority="51"/>
-    <w:lsdException w:name="List Table 7 Colorful Accent 2" w:uiPriority="52"/>
-    <w:lsdException w:name="List Table 1 Light Accent 3" w:uiPriority="46"/>
-    <w:lsdException w:name="List Table 2 Accent 3" w:uiPriority="47"/>
-    <w:lsdException w:name="List Table 3 Accent 3" w:uiPriority="48"/>
-    <w:lsdException w:name="List Table 4 Accent 3" w:uiPriority="49"/>
-    <w:lsdException w:name="List Table 5 Dark Accent 3" w:uiPriority="50"/>
-    <w:lsdException w:name="List Table 6 Colorful Accent 3" w:uiPriority="51"/>
-    <w:lsdException w:name="List Table 7 Colorful Accent 3" w:uiPriority="52"/>
-    <w:lsdException w:name="List Table 1 Light Accent 4" w:uiPriority="46"/>
-    <w:lsdException w:name="List Table 2 Accent 4" w:uiPriority="47"/>
-    <w:lsdException w:name="List Table 3 Accent 4" w:uiPriority="48"/>
-    <w:lsdException w:name="List Table 4 Accent 4" w:uiPriority="49"/>
-    <w:lsdException w:name="List Table 5 Dark Accent 4" w:uiPriority="50"/>
-    <w:lsdException w:name="List Table 6 Colorful Accent 4" w:uiPriority="51"/>
-    <w:lsdException w:name="List Table 7 Colorful Accent 4" w:uiPriority="52"/>
-    <w:lsdException w:name="List Table 1 Light Accent 5" w:uiPriority="46"/>
-    <w:lsdException w:name="List Table 2 Accent 5" w:uiPriority="47"/>
-    <w:lsdException w:name="List Table 3 Accent 5" w:uiPriority="48"/>
-    <w:lsdException w:name="List Table 4 Accent 5" w:uiPriority="49"/>
-    <w:lsdException w:name="List Table 5 Dark Accent 5" w:uiPriority="50"/>
-    <w:lsdException w:name="List Table 6 Colorful Accent 5" w:uiPriority="51"/>
-    <w:lsdException w:name="List Table 7 Colorful Accent 5" w:uiPriority="52"/>
-    <w:lsdException w:name="List Table 1 Light Accent 6" w:uiPriority="46"/>
-    <w:lsdException w:name="List Table 2 Accent 6" w:uiPriority="47"/>
-    <w:lsdException w:name="List Table 3 Accent 6" w:uiPriority="48"/>
-    <w:lsdException w:name="List Table 4 Accent 6" w:uiPriority="49"/>
-    <w:lsdException w:name="List Table 5 Dark Accent 6" w:uiPriority="50"/>
-    <w:lsdException w:name="List Table 6 Colorful Accent 6" w:uiPriority="51"/>
-    <w:lsdException w:name="List Table 7 Colorful Accent 6" w:uiPriority="52"/>
-    <w:lsdException w:name="Mention" w:semiHidden="1" w:unhideWhenUsed="1"/>
-    <w:lsdException w:name="Smart Hyperlink" w:semiHidden="1" w:unhideWhenUsed="1"/>
-    <w:lsdException w:name="Hashtag" w:semiHidden="1" w:unhideWhenUsed="1"/>
-    <w:lsdException w:name="Unresolved Mention" w:semiHidden="1" w:unhideWhenUsed="1"/>
-    <w:lsdException w:name="Smart Link" w:semiHidden="1" w:unhideWhenUsed="1"/>
-  </w:latentStyles>
-  <w:style w:type="paragraph" w:default="1" w:styleId="Normal">
-    <w:name w:val="Normal"/>
-    <w:qFormat/>
-  </w:style>
-  <w:style w:type="character" w:default="1" w:styleId="DefaultParagraphFont">
-    <w:name w:val="Default Paragraph Font"/>
-    <w:uiPriority w:val="1"/>
-    <w:semiHidden/>
-    <w:unhideWhenUsed/>
-  </w:style>
-  <w:style w:type="table" w:default="1" w:styleId="TableNormal">
-    <w:name w:val="Normal Table"/>
-    <w:uiPriority w:val="99"/>
-    <w:semiHidden/>
-    <w:unhideWhenUsed/>
-    <w:tblPr>
-      <w:tblInd w:w="0" w:type="dxa"/>
-      <w:tblCellMar>
-        <w:top w:w="0" w:type="dxa"/>
-        <w:left w:w="108" w:type="dxa"/>
-        <w:bottom w:w="0" w:type="dxa"/>
-        <w:right w:w="108" w:type="dxa"/>
-      </w:tblCellMar>
-    </w:tblPr>
-  </w:style>
-  <w:style w:type="numbering" w:default="1" w:styleId="NoList">
-    <w:name w:val="No List"/>
-    <w:uiPriority w:val="99"/>
-    <w:semiHidden/>
-    <w:unhideWhenUsed/>
-  </w:style>
-  <w:style w:type="character" w:styleId="PlaceholderText">
-    <w:name w:val="Placeholder Text"/>
-    <w:basedOn w:val="DefaultParagraphFont"/>
-    <w:uiPriority w:val="99"/>
-    <w:semiHidden/>
-    <w:rsid w:val="00D05506"/>
-    <w:rPr>
-      <w:color w:val="7B7B7B" w:themeColor="accent3" w:themeShade="BF"/>
-    </w:rPr>
-  </w:style>
-  <w:style w:type="paragraph" w:customStyle="1" w:styleId="2A3D8C523C0A4BC2874724713B999BFD">
-    <w:name w:val="2A3D8C523C0A4BC2874724713B999BFD"/>
-    <w:rsid w:val="004B6909"/>
-    <w:rPr>
-      <w:kern w:val="2"/>
-      <w14:ligatures w14:val="standardContextual"/>
-    </w:rPr>
-  </w:style>
-  <w:style w:type="paragraph" w:customStyle="1" w:styleId="77FC8CEB2CE647E3817A1900EC3470FF">
-    <w:name w:val="77FC8CEB2CE647E3817A1900EC3470FF"/>
-    <w:rsid w:val="004B6909"/>
-    <w:rPr>
-      <w:kern w:val="2"/>
-      <w14:ligatures w14:val="standardContextual"/>
-    </w:rPr>
-  </w:style>
-  <w:style w:type="paragraph" w:customStyle="1" w:styleId="43EC965123CE404DB9AD8565D8205F71">
-    <w:name w:val="43EC965123CE404DB9AD8565D8205F71"/>
-    <w:rsid w:val="004B6909"/>
-    <w:rPr>
-      <w:kern w:val="2"/>
-      <w14:ligatures w14:val="standardContextual"/>
-    </w:rPr>
-  </w:style>
-  <w:style w:type="paragraph" w:customStyle="1" w:styleId="468B76B695284E0186C44AC09249EC50">
-    <w:name w:val="468B76B695284E0186C44AC09249EC50"/>
-    <w:rsid w:val="004B6909"/>
-    <w:rPr>
-      <w:kern w:val="2"/>
-      <w14:ligatures w14:val="standardContextual"/>
-    </w:rPr>
-  </w:style>
-  <w:style w:type="paragraph" w:customStyle="1" w:styleId="36DCCB2092A14B1B8E4181BE651B5971">
-    <w:name w:val="36DCCB2092A14B1B8E4181BE651B5971"/>
-    <w:rsid w:val="000E152C"/>
-    <w:rPr>
-      <w:kern w:val="2"/>
-      <w14:ligatures w14:val="standardContextual"/>
-    </w:rPr>
-  </w:style>
-  <w:style w:type="paragraph" w:customStyle="1" w:styleId="D4EE235F02164B9C8AEADC8B9AD5C675">
-    <w:name w:val="D4EE235F02164B9C8AEADC8B9AD5C675"/>
-    <w:rsid w:val="000E152C"/>
-    <w:rPr>
-      <w:kern w:val="2"/>
-      <w14:ligatures w14:val="standardContextual"/>
-    </w:rPr>
-  </w:style>
-  <w:style w:type="paragraph" w:customStyle="1" w:styleId="13C307CC3FD04DAAAB755EC5BCDD536B">
-    <w:name w:val="13C307CC3FD04DAAAB755EC5BCDD536B"/>
-    <w:rsid w:val="000E152C"/>
-    <w:rPr>
-      <w:kern w:val="2"/>
-      <w14:ligatures w14:val="standardContextual"/>
-    </w:rPr>
-  </w:style>
-  <w:style w:type="paragraph" w:customStyle="1" w:styleId="FD64A14993B3420C9569E6D8ABEC98D9">
-    <w:name w:val="FD64A14993B3420C9569E6D8ABEC98D9"/>
-    <w:rsid w:val="000E152C"/>
-    <w:rPr>
-      <w:kern w:val="2"/>
-      <w14:ligatures w14:val="standardContextual"/>
-    </w:rPr>
-  </w:style>
-  <w:style w:type="paragraph" w:customStyle="1" w:styleId="AB9E0B3B041C4962A8911B3D13974160">
-    <w:name w:val="AB9E0B3B041C4962A8911B3D13974160"/>
-    <w:rsid w:val="000E152C"/>
-    <w:rPr>
-      <w:kern w:val="2"/>
-      <w14:ligatures w14:val="standardContextual"/>
-    </w:rPr>
-  </w:style>
-  <w:style w:type="paragraph" w:customStyle="1" w:styleId="18450ADDC2A24C2BA862F6E14FB03997">
-    <w:name w:val="18450ADDC2A24C2BA862F6E14FB03997"/>
-    <w:rsid w:val="000E152C"/>
-    <w:rPr>
-      <w:kern w:val="2"/>
-      <w14:ligatures w14:val="standardContextual"/>
-    </w:rPr>
-  </w:style>
-  <w:style w:type="paragraph" w:customStyle="1" w:styleId="1F0A6422BA1149B3BBD638C625C4F8EC">
-    <w:name w:val="1F0A6422BA1149B3BBD638C625C4F8EC"/>
-    <w:rsid w:val="000E152C"/>
-    <w:rPr>
-      <w:kern w:val="2"/>
-      <w14:ligatures w14:val="standardContextual"/>
-    </w:rPr>
-  </w:style>
-  <w:style w:type="paragraph" w:customStyle="1" w:styleId="C09572674A1346D0A4CA40686364E89A">
-    <w:name w:val="C09572674A1346D0A4CA40686364E89A"/>
-    <w:rsid w:val="000E152C"/>
-    <w:rPr>
-      <w:kern w:val="2"/>
-      <w14:ligatures w14:val="standardContextual"/>
-    </w:rPr>
-  </w:style>
-  <w:style w:type="paragraph" w:customStyle="1" w:styleId="8C3C82615A664322A80090061C2BF0E8">
-    <w:name w:val="8C3C82615A664322A80090061C2BF0E8"/>
-    <w:rsid w:val="000E152C"/>
-    <w:rPr>
-      <w:kern w:val="2"/>
-      <w14:ligatures w14:val="standardContextual"/>
-    </w:rPr>
-  </w:style>
-  <w:style w:type="paragraph" w:customStyle="1" w:styleId="B3D6C31484394B17A010726792918F7B">
-    <w:name w:val="B3D6C31484394B17A010726792918F7B"/>
-    <w:rsid w:val="000E152C"/>
-    <w:rPr>
-      <w:kern w:val="2"/>
-      <w14:ligatures w14:val="standardContextual"/>
-    </w:rPr>
-  </w:style>
-  <w:style w:type="paragraph" w:customStyle="1" w:styleId="22BF40F72CF74C1CAAF42FDBD4C347BF">
-    <w:name w:val="22BF40F72CF74C1CAAF42FDBD4C347BF"/>
-    <w:rsid w:val="000E152C"/>
-    <w:rPr>
-      <w:kern w:val="2"/>
-      <w14:ligatures w14:val="standardContextual"/>
-    </w:rPr>
-  </w:style>
-  <w:style w:type="paragraph" w:customStyle="1" w:styleId="C4FB0F8521714261A71855E2A5A0B004">
-    <w:name w:val="C4FB0F8521714261A71855E2A5A0B004"/>
-    <w:rsid w:val="000E152C"/>
-    <w:rPr>
-      <w:kern w:val="2"/>
-      <w14:ligatures w14:val="standardContextual"/>
-    </w:rPr>
-  </w:style>
-  <w:style w:type="paragraph" w:customStyle="1" w:styleId="AD930DEC1E2448B98BFF3EE611BBC29B">
-    <w:name w:val="AD930DEC1E2448B98BFF3EE611BBC29B"/>
-    <w:rsid w:val="000E152C"/>
-    <w:rPr>
-      <w:kern w:val="2"/>
-      <w14:ligatures w14:val="standardContextual"/>
-    </w:rPr>
-  </w:style>
-  <w:style w:type="paragraph" w:customStyle="1" w:styleId="636ACE087FA4404ABF84EBE706ABE099">
-    <w:name w:val="636ACE087FA4404ABF84EBE706ABE099"/>
-    <w:rsid w:val="000E152C"/>
-    <w:rPr>
-      <w:kern w:val="2"/>
-      <w14:ligatures w14:val="standardContextual"/>
-    </w:rPr>
-  </w:style>
-  <w:style w:type="paragraph" w:customStyle="1" w:styleId="BBE4A7B771A24FA582479C7B2134459A">
-    <w:name w:val="BBE4A7B771A24FA582479C7B2134459A"/>
-    <w:rsid w:val="000E152C"/>
-    <w:rPr>
-      <w:kern w:val="2"/>
-      <w14:ligatures w14:val="standardContextual"/>
-    </w:rPr>
-  </w:style>
-  <w:style w:type="paragraph" w:customStyle="1" w:styleId="7E984352558B4383894C325AF2EB1ED2">
-    <w:name w:val="7E984352558B4383894C325AF2EB1ED2"/>
-    <w:rsid w:val="000E152C"/>
-    <w:rPr>
-      <w:kern w:val="2"/>
-      <w14:ligatures w14:val="standardContextual"/>
-    </w:rPr>
-  </w:style>
-  <w:style w:type="paragraph" w:customStyle="1" w:styleId="A09485FAA5F347499B081E420D876841">
-    <w:name w:val="A09485FAA5F347499B081E420D876841"/>
-    <w:rsid w:val="000E152C"/>
-    <w:rPr>
-      <w:kern w:val="2"/>
-      <w14:ligatures w14:val="standardContextual"/>
-    </w:rPr>
-  </w:style>
-  <w:style w:type="paragraph" w:customStyle="1" w:styleId="7F2CE5E4F13943E783B9868E471130E0">
-    <w:name w:val="7F2CE5E4F13943E783B9868E471130E0"/>
-    <w:rsid w:val="000E152C"/>
-    <w:rPr>
-      <w:kern w:val="2"/>
-      <w14:ligatures w14:val="standardContextual"/>
-    </w:rPr>
-  </w:style>
-  <w:style w:type="paragraph" w:customStyle="1" w:styleId="53371549B5784D9EA73FFEA0E231768C">
-    <w:name w:val="53371549B5784D9EA73FFEA0E231768C"/>
-    <w:rsid w:val="000E152C"/>
-    <w:rPr>
-      <w:kern w:val="2"/>
-      <w14:ligatures w14:val="standardContextual"/>
-    </w:rPr>
-  </w:style>
-  <w:style w:type="paragraph" w:customStyle="1" w:styleId="3C5EA84841884AB9B37CBA91A99C7158">
-    <w:name w:val="3C5EA84841884AB9B37CBA91A99C7158"/>
-    <w:rsid w:val="000E152C"/>
-    <w:rPr>
-      <w:kern w:val="2"/>
-      <w14:ligatures w14:val="standardContextual"/>
-    </w:rPr>
-  </w:style>
-  <w:style w:type="paragraph" w:customStyle="1" w:styleId="321DE46C2E6E46FE8AE249C7355D8359">
-    <w:name w:val="321DE46C2E6E46FE8AE249C7355D8359"/>
-    <w:rsid w:val="000E152C"/>
-    <w:rPr>
-      <w:kern w:val="2"/>
-      <w14:ligatures w14:val="standardContextual"/>
-    </w:rPr>
-  </w:style>
-  <w:style w:type="paragraph" w:customStyle="1" w:styleId="30A718AF4D2147A49B8738A5DF59A765">
-    <w:name w:val="30A718AF4D2147A49B8738A5DF59A765"/>
-    <w:rsid w:val="000E152C"/>
-    <w:rPr>
-      <w:kern w:val="2"/>
-      <w14:ligatures w14:val="standardContextual"/>
-    </w:rPr>
-  </w:style>
-  <w:style w:type="paragraph" w:customStyle="1" w:styleId="3463BA7EDA394B12BF94F16B02D21BD2">
-    <w:name w:val="3463BA7EDA394B12BF94F16B02D21BD2"/>
-    <w:rsid w:val="000E152C"/>
-    <w:rPr>
-      <w:kern w:val="2"/>
-      <w14:ligatures w14:val="standardContextual"/>
-    </w:rPr>
-  </w:style>
-  <w:style w:type="paragraph" w:customStyle="1" w:styleId="831D9F4A34B140D78F8EDB84DF80045E">
-    <w:name w:val="831D9F4A34B140D78F8EDB84DF80045E"/>
-    <w:rsid w:val="000E152C"/>
-    <w:rPr>
-      <w:kern w:val="2"/>
-      <w14:ligatures w14:val="standardContextual"/>
-    </w:rPr>
-  </w:style>
-  <w:style w:type="paragraph" w:customStyle="1" w:styleId="60FB91217D704E909604CE86E6B0332C">
-    <w:name w:val="60FB91217D704E909604CE86E6B0332C"/>
-    <w:rsid w:val="000E152C"/>
-    <w:rPr>
-      <w:kern w:val="2"/>
-      <w14:ligatures w14:val="standardContextual"/>
-    </w:rPr>
-  </w:style>
-  <w:style w:type="paragraph" w:customStyle="1" w:styleId="F5999E0DA36B4763BE08AE41EE2FEEDC">
-    <w:name w:val="F5999E0DA36B4763BE08AE41EE2FEEDC"/>
-    <w:rsid w:val="000E152C"/>
-    <w:rPr>
-      <w:kern w:val="2"/>
-      <w14:ligatures w14:val="standardContextual"/>
-    </w:rPr>
-  </w:style>
-  <w:style w:type="paragraph" w:customStyle="1" w:styleId="3ED32FFB2246429CB365A2BC6011A1D6">
-    <w:name w:val="3ED32FFB2246429CB365A2BC6011A1D6"/>
-    <w:rsid w:val="000E152C"/>
-    <w:rPr>
-      <w:kern w:val="2"/>
-      <w14:ligatures w14:val="standardContextual"/>
-    </w:rPr>
-  </w:style>
-  <w:style w:type="paragraph" w:customStyle="1" w:styleId="412B38D71B9D4F998F513048F9B6BBEC">
-    <w:name w:val="412B38D71B9D4F998F513048F9B6BBEC"/>
-    <w:rsid w:val="000E152C"/>
-    <w:rPr>
-      <w:kern w:val="2"/>
-      <w14:ligatures w14:val="standardContextual"/>
-    </w:rPr>
-  </w:style>
-  <w:style w:type="paragraph" w:customStyle="1" w:styleId="0AD67D50200444EDAA19E0A893A003F4">
-    <w:name w:val="0AD67D50200444EDAA19E0A893A003F4"/>
-    <w:rsid w:val="000E152C"/>
-    <w:rPr>
-      <w:kern w:val="2"/>
-      <w14:ligatures w14:val="standardContextual"/>
-    </w:rPr>
-  </w:style>
-  <w:style w:type="paragraph" w:customStyle="1" w:styleId="945DC29D206045F7AA06D4BA0F393C7A">
-    <w:name w:val="945DC29D206045F7AA06D4BA0F393C7A"/>
-    <w:rsid w:val="000E152C"/>
-    <w:rPr>
-      <w:kern w:val="2"/>
-      <w14:ligatures w14:val="standardContextual"/>
-    </w:rPr>
-  </w:style>
-</w:styles>
-</file>
-
-<file path=word/glossary/webSettings.xml><?xml version="1.0" encoding="utf-8"?>
-<w:webSettings xmlns:mc="http://schemas.openxmlformats.org/markup-compatibility/2006" xmlns:r="http://schemas.openxmlformats.org/officeDocument/2006/relationships" xmlns:w="http://schemas.openxmlformats.org/wordprocessingml/2006/main" xmlns:w14="http://schemas.microsoft.com/office/word/2010/wordml" xmlns:w15="http://schemas.microsoft.com/office/word/2012/wordml" xmlns:w16cex="http://schemas.microsoft.com/office/word/2018/wordml/cex" xmlns:w16cid="http://schemas.microsoft.com/office/word/2016/wordml/cid" xmlns:w16="http://schemas.microsoft.com/office/word/2018/wordml" xmlns:w16sdtdh="http://schemas.microsoft.com/office/word/2020/wordml/sdtdatahash" xmlns:w16se="http://schemas.microsoft.com/office/word/2015/wordml/symex" mc:Ignorable="w14 w15 w16se w16cid w16 w16cex w16sdtdh">
-  <w:optimizeForBrowser/>
-  <w:allowPNG/>
-</w:webSettings>
-</file>
-
 <file path=word/theme/theme11.xml><?xml version="1.0" encoding="utf-8"?>
 <a:theme xmlns:a="http://schemas.openxmlformats.org/drawingml/2006/main" name="Office Theme">
   <a:themeElements>
@@ -29947,347 +28158,6 @@
 </a:theme>
 </file>
 
-<file path=customXml/item13.xml><?xml version="1.0" encoding="utf-8"?>
-<ct:contentTypeSchema xmlns:ct="http://schemas.microsoft.com/office/2006/metadata/contentType" xmlns:ma="http://schemas.microsoft.com/office/2006/metadata/properties/metaAttributes" ct:_="" ma:_="" ma:contentTypeName="Document" ma:contentTypeID="0x01010079F111ED35F8CC479449609E8A0923A6" ma:contentTypeVersion="26" ma:contentTypeDescription="Create a new document." ma:contentTypeScope="" ma:versionID="ac37c1753acd5e330d2062ccec26ea66">
-  <xsd:schema xmlns:xsd="http://www.w3.org/2001/XMLSchema" xmlns:xs="http://www.w3.org/2001/XMLSchema" xmlns:p="http://schemas.microsoft.com/office/2006/metadata/properties" xmlns:ns1="http://schemas.microsoft.com/sharepoint/v3" xmlns:ns2="71af3243-3dd4-4a8d-8c0d-dd76da1f02a5" xmlns:ns3="16c05727-aa75-4e4a-9b5f-8a80a1165891" xmlns:ns4="230e9df3-be65-4c73-a93b-d1236ebd677e" targetNamespace="http://schemas.microsoft.com/office/2006/metadata/properties" ma:root="true" ma:fieldsID="3b340c7101c92c5120abd06486f94548" ns1:_="" ns2:_="" ns3:_="" ns4:_="">
-    <xsd:import namespace="http://schemas.microsoft.com/sharepoint/v3"/>
-    <xsd:import namespace="71af3243-3dd4-4a8d-8c0d-dd76da1f02a5"/>
-    <xsd:import namespace="16c05727-aa75-4e4a-9b5f-8a80a1165891"/>
-    <xsd:import namespace="230e9df3-be65-4c73-a93b-d1236ebd677e"/>
-    <xsd:element name="properties">
-      <xsd:complexType>
-        <xsd:sequence>
-          <xsd:element name="documentManagement">
-            <xsd:complexType>
-              <xsd:all>
-                <xsd:element ref="ns2:Status" minOccurs="0"/>
-                <xsd:element ref="ns2:Image" minOccurs="0"/>
-                <xsd:element ref="ns2:MediaServiceMetadata" minOccurs="0"/>
-                <xsd:element ref="ns2:MediaServiceFastMetadata" minOccurs="0"/>
-                <xsd:element ref="ns2:MediaServiceOCR" minOccurs="0"/>
-                <xsd:element ref="ns2:MediaServiceAutoTags" minOccurs="0"/>
-                <xsd:element ref="ns2:MediaServiceEventHashCode" minOccurs="0"/>
-                <xsd:element ref="ns2:MediaServiceGenerationTime" minOccurs="0"/>
-                <xsd:element ref="ns3:SharedWithUsers" minOccurs="0"/>
-                <xsd:element ref="ns3:SharedWithDetails" minOccurs="0"/>
-                <xsd:element ref="ns2:MediaServiceAutoKeyPoints" minOccurs="0"/>
-                <xsd:element ref="ns2:MediaServiceKeyPoints" minOccurs="0"/>
-                <xsd:element ref="ns2:MediaServiceDateTaken" minOccurs="0"/>
-                <xsd:element ref="ns1:_ip_UnifiedCompliancePolicyProperties" minOccurs="0"/>
-                <xsd:element ref="ns1:_ip_UnifiedCompliancePolicyUIAction" minOccurs="0"/>
-                <xsd:element ref="ns4:TaxCatchAll" minOccurs="0"/>
-                <xsd:element ref="ns2:ImageTagsTaxHTField" minOccurs="0"/>
-                <xsd:element ref="ns2:MediaServiceLocation" minOccurs="0"/>
-                <xsd:element ref="ns2:MediaLengthInSeconds" minOccurs="0"/>
-                <xsd:element ref="ns2:Background" minOccurs="0"/>
-                <xsd:element ref="ns2:MediaServiceSearchProperties" minOccurs="0"/>
-                <xsd:element ref="ns2:MediaServiceDocTags" minOccurs="0"/>
-              </xsd:all>
-            </xsd:complexType>
-          </xsd:element>
-        </xsd:sequence>
-      </xsd:complexType>
-    </xsd:element>
-  </xsd:schema>
-  <xsd:schema xmlns:xsd="http://www.w3.org/2001/XMLSchema" xmlns:xs="http://www.w3.org/2001/XMLSchema" xmlns:dms="http://schemas.microsoft.com/office/2006/documentManagement/types" xmlns:pc="http://schemas.microsoft.com/office/infopath/2007/PartnerControls" targetNamespace="http://schemas.microsoft.com/sharepoint/v3" elementFormDefault="qualified">
-    <xsd:import namespace="http://schemas.microsoft.com/office/2006/documentManagement/types"/>
-    <xsd:import namespace="http://schemas.microsoft.com/office/infopath/2007/PartnerControls"/>
-    <xsd:element name="_ip_UnifiedCompliancePolicyProperties" ma:index="20" nillable="true" ma:displayName="Unified Compliance Policy Properties" ma:hidden="true" ma:internalName="_ip_UnifiedCompliancePolicyProperties" ma:readOnly="false">
-      <xsd:simpleType>
-        <xsd:restriction base="dms:Note"/>
-      </xsd:simpleType>
-    </xsd:element>
-    <xsd:element name="_ip_UnifiedCompliancePolicyUIAction" ma:index="21" nillable="true" ma:displayName="Unified Compliance Policy UI Action" ma:hidden="true" ma:internalName="_ip_UnifiedCompliancePolicyUIAction" ma:readOnly="false">
-      <xsd:simpleType>
-        <xsd:restriction base="dms:Text"/>
-      </xsd:simpleType>
-    </xsd:element>
-  </xsd:schema>
-  <xsd:schema xmlns:xsd="http://www.w3.org/2001/XMLSchema" xmlns:xs="http://www.w3.org/2001/XMLSchema" xmlns:dms="http://schemas.microsoft.com/office/2006/documentManagement/types" xmlns:pc="http://schemas.microsoft.com/office/infopath/2007/PartnerControls" targetNamespace="71af3243-3dd4-4a8d-8c0d-dd76da1f02a5" elementFormDefault="qualified">
-    <xsd:import namespace="http://schemas.microsoft.com/office/2006/documentManagement/types"/>
-    <xsd:import namespace="http://schemas.microsoft.com/office/infopath/2007/PartnerControls"/>
-    <xsd:element name="Status" ma:index="2" nillable="true" ma:displayName="Status" ma:default="Not started" ma:format="Dropdown" ma:internalName="Status" ma:readOnly="false">
-      <xsd:simpleType>
-        <xsd:restriction base="dms:Choice">
-          <xsd:enumeration value="Not started"/>
-          <xsd:enumeration value="In Progress"/>
-          <xsd:enumeration value="Completed"/>
-        </xsd:restriction>
-      </xsd:simpleType>
-    </xsd:element>
-    <xsd:element name="Image" ma:index="3" nillable="true" ma:displayName="Image" ma:format="Image" ma:internalName="Image" ma:readOnly="false">
-      <xsd:complexType>
-        <xsd:complexContent>
-          <xsd:extension base="dms:URL">
-            <xsd:sequence>
-              <xsd:element name="Url" type="dms:ValidUrl" minOccurs="0" nillable="true"/>
-              <xsd:element name="Description" type="xsd:string" nillable="true"/>
-            </xsd:sequence>
-          </xsd:extension>
-        </xsd:complexContent>
-      </xsd:complexType>
-    </xsd:element>
-    <xsd:element name="MediaServiceMetadata" ma:index="8" nillable="true" ma:displayName="MediaServiceMetadata" ma:hidden="true" ma:internalName="MediaServiceMetadata" ma:readOnly="true">
-      <xsd:simpleType>
-        <xsd:restriction base="dms:Note"/>
-      </xsd:simpleType>
-    </xsd:element>
-    <xsd:element name="MediaServiceFastMetadata" ma:index="9" nillable="true" ma:displayName="MediaServiceFastMetadata" ma:hidden="true" ma:internalName="MediaServiceFastMetadata" ma:readOnly="true">
-      <xsd:simpleType>
-        <xsd:restriction base="dms:Note"/>
-      </xsd:simpleType>
-    </xsd:element>
-    <xsd:element name="MediaServiceOCR" ma:index="10" nillable="true" ma:displayName="MediaServiceOCR" ma:hidden="true" ma:internalName="MediaServiceOCR" ma:readOnly="true">
-      <xsd:simpleType>
-        <xsd:restriction base="dms:Note"/>
-      </xsd:simpleType>
-    </xsd:element>
-    <xsd:element name="MediaServiceAutoTags" ma:index="11" nillable="true" ma:displayName="MediaServiceAutoTags" ma:hidden="true" ma:internalName="MediaServiceAutoTags" ma:readOnly="true">
-      <xsd:simpleType>
-        <xsd:restriction base="dms:Text"/>
-      </xsd:simpleType>
-    </xsd:element>
-    <xsd:element name="MediaServiceEventHashCode" ma:index="12" nillable="true" ma:displayName="MediaServiceEventHashCode" ma:hidden="true" ma:internalName="MediaServiceEventHashCode" ma:readOnly="true">
-      <xsd:simpleType>
-        <xsd:restriction base="dms:Text"/>
-      </xsd:simpleType>
-    </xsd:element>
-    <xsd:element name="MediaServiceGenerationTime" ma:index="13" nillable="true" ma:displayName="MediaServiceGenerationTime" ma:hidden="true" ma:internalName="MediaServiceGenerationTime" ma:readOnly="true">
-      <xsd:simpleType>
-        <xsd:restriction base="dms:Text"/>
-      </xsd:simpleType>
-    </xsd:element>
-    <xsd:element name="MediaServiceAutoKeyPoints" ma:index="16" nillable="true" ma:displayName="MediaServiceAutoKeyPoints" ma:hidden="true" ma:internalName="MediaServiceAutoKeyPoints" ma:readOnly="true">
-      <xsd:simpleType>
-        <xsd:restriction base="dms:Note"/>
-      </xsd:simpleType>
-    </xsd:element>
-    <xsd:element name="MediaServiceKeyPoints" ma:index="17" nillable="true" ma:displayName="KeyPoints" ma:hidden="true" ma:internalName="MediaServiceKeyPoints" ma:readOnly="false">
-      <xsd:simpleType>
-        <xsd:restriction base="dms:Note"/>
-      </xsd:simpleType>
-    </xsd:element>
-    <xsd:element name="MediaServiceDateTaken" ma:index="18" nillable="true" ma:displayName="MediaServiceDateTaken" ma:hidden="true" ma:internalName="MediaServiceDateTaken" ma:readOnly="true">
-      <xsd:simpleType>
-        <xsd:restriction base="dms:Text"/>
-      </xsd:simpleType>
-    </xsd:element>
-    <xsd:element name="ImageTagsTaxHTField" ma:index="25" nillable="true" ma:taxonomy="true" ma:internalName="ImageTagsTaxHTField" ma:taxonomyFieldName="MediaServiceImageTags" ma:displayName="Image Tags" ma:readOnly="false" ma:fieldId="{5cf76f15-5ced-4ddc-b409-7134ff3c332f}" ma:taxonomyMulti="true" ma:sspId="e385fb40-52d4-4fae-9c5b-3e8ff8a5878e" ma:termSetId="09814cd3-568e-fe90-9814-8d621ff8fb84" ma:anchorId="fba54fb3-c3e1-fe81-a776-ca4b69148c4d" ma:open="true" ma:isKeyword="false">
-      <xsd:complexType>
-        <xsd:sequence>
-          <xsd:element ref="pc:Terms" minOccurs="0" maxOccurs="1"/>
-        </xsd:sequence>
-      </xsd:complexType>
-    </xsd:element>
-    <xsd:element name="MediaServiceLocation" ma:index="26" nillable="true" ma:displayName="Location" ma:hidden="true" ma:internalName="MediaServiceLocation" ma:readOnly="true">
-      <xsd:simpleType>
-        <xsd:restriction base="dms:Text"/>
-      </xsd:simpleType>
-    </xsd:element>
-    <xsd:element name="MediaLengthInSeconds" ma:index="27" nillable="true" ma:displayName="MediaLengthInSeconds" ma:hidden="true" ma:internalName="MediaLengthInSeconds" ma:readOnly="true">
-      <xsd:simpleType>
-        <xsd:restriction base="dms:Unknown"/>
-      </xsd:simpleType>
-    </xsd:element>
-    <xsd:element name="Background" ma:index="28" nillable="true" ma:displayName="Background" ma:default="0" ma:format="Dropdown" ma:internalName="Background">
-      <xsd:simpleType>
-        <xsd:restriction base="dms:Boolean"/>
-      </xsd:simpleType>
-    </xsd:element>
-    <xsd:element name="MediaServiceSearchProperties" ma:index="29" nillable="true" ma:displayName="MediaServiceSearchProperties" ma:hidden="true" ma:internalName="MediaServiceSearchProperties" ma:readOnly="true">
-      <xsd:simpleType>
-        <xsd:restriction base="dms:Note"/>
-      </xsd:simpleType>
-    </xsd:element>
-    <xsd:element name="MediaServiceDocTags" ma:index="30" nillable="true" ma:displayName="MediaServiceDocTags" ma:hidden="true" ma:internalName="MediaServiceDocTags" ma:readOnly="true">
-      <xsd:simpleType>
-        <xsd:restriction base="dms:Note"/>
-      </xsd:simpleType>
-    </xsd:element>
-  </xsd:schema>
-  <xsd:schema xmlns:xsd="http://www.w3.org/2001/XMLSchema" xmlns:xs="http://www.w3.org/2001/XMLSchema" xmlns:dms="http://schemas.microsoft.com/office/2006/documentManagement/types" xmlns:pc="http://schemas.microsoft.com/office/infopath/2007/PartnerControls" targetNamespace="16c05727-aa75-4e4a-9b5f-8a80a1165891" elementFormDefault="qualified">
-    <xsd:import namespace="http://schemas.microsoft.com/office/2006/documentManagement/types"/>
-    <xsd:import namespace="http://schemas.microsoft.com/office/infopath/2007/PartnerControls"/>
-    <xsd:element name="SharedWithUsers" ma:index="14" nillable="true" ma:displayName="Shared With" ma:hidden="true" ma:internalName="SharedWithUsers" ma:readOnly="true">
-      <xsd:complexType>
-        <xsd:complexContent>
-          <xsd:extension base="dms:UserMulti">
-            <xsd:sequence>
-              <xsd:element name="UserInfo" minOccurs="0" maxOccurs="unbounded">
-                <xsd:complexType>
-                  <xsd:sequence>
-                    <xsd:element name="DisplayName" type="xsd:string" minOccurs="0"/>
-                    <xsd:element name="AccountId" type="dms:UserId" minOccurs="0" nillable="true"/>
-                    <xsd:element name="AccountType" type="xsd:string" minOccurs="0"/>
-                  </xsd:sequence>
-                </xsd:complexType>
-              </xsd:element>
-            </xsd:sequence>
-          </xsd:extension>
-        </xsd:complexContent>
-      </xsd:complexType>
-    </xsd:element>
-    <xsd:element name="SharedWithDetails" ma:index="15" nillable="true" ma:displayName="Shared With Details" ma:hidden="true" ma:internalName="SharedWithDetails" ma:readOnly="true">
-      <xsd:simpleType>
-        <xsd:restriction base="dms:Note"/>
-      </xsd:simpleType>
-    </xsd:element>
-  </xsd:schema>
-  <xsd:schema xmlns:xsd="http://www.w3.org/2001/XMLSchema" xmlns:xs="http://www.w3.org/2001/XMLSchema" xmlns:dms="http://schemas.microsoft.com/office/2006/documentManagement/types" xmlns:pc="http://schemas.microsoft.com/office/infopath/2007/PartnerControls" targetNamespace="230e9df3-be65-4c73-a93b-d1236ebd677e" elementFormDefault="qualified">
-    <xsd:import namespace="http://schemas.microsoft.com/office/2006/documentManagement/types"/>
-    <xsd:import namespace="http://schemas.microsoft.com/office/infopath/2007/PartnerControls"/>
-    <xsd:element name="TaxCatchAll" ma:index="23" nillable="true" ma:displayName="Taxonomy Catch All Column" ma:hidden="true" ma:list="{3f6bfcbc-3db3-4ae6-bd76-326f0798ad28}" ma:internalName="TaxCatchAll" ma:readOnly="false" ma:showField="CatchAllData" ma:web="16c05727-aa75-4e4a-9b5f-8a80a1165891">
-      <xsd:complexType>
-        <xsd:complexContent>
-          <xsd:extension base="dms:MultiChoiceLookup">
-            <xsd:sequence>
-              <xsd:element name="Value" type="dms:Lookup" maxOccurs="unbounded" minOccurs="0" nillable="true"/>
-            </xsd:sequence>
-          </xsd:extension>
-        </xsd:complexContent>
-      </xsd:complexType>
-    </xsd:element>
-  </xsd:schema>
-  <xsd:schema xmlns="http://schemas.openxmlformats.org/package/2006/metadata/core-properties" xmlns:xsd="http://www.w3.org/2001/XMLSchema" xmlns:xsi="http://www.w3.org/2001/XMLSchema-instance" xmlns:dc="http://purl.org/dc/elements/1.1/" xmlns:dcterms="http://purl.org/dc/terms/" xmlns:odoc="http://schemas.microsoft.com/internal/obd" targetNamespace="http://schemas.openxmlformats.org/package/2006/metadata/core-properties" elementFormDefault="qualified" attributeFormDefault="unqualified" blockDefault="#all">
-    <xsd:import namespace="http://purl.org/dc/elements/1.1/" schemaLocation="http://dublincore.org/schemas/xmls/qdc/2003/04/02/dc.xsd"/>
-    <xsd:import namespace="http://purl.org/dc/terms/" schemaLocation="http://dublincore.org/schemas/xmls/qdc/2003/04/02/dcterms.xsd"/>
-    <xsd:element name="coreProperties" type="CT_coreProperties"/>
-    <xsd:complexType name="CT_coreProperties">
-      <xsd:all>
-        <xsd:element ref="dc:creator" minOccurs="0" maxOccurs="1"/>
-        <xsd:element ref="dcterms:created" minOccurs="0" maxOccurs="1"/>
-        <xsd:element ref="dc:identifier" minOccurs="0" maxOccurs="1"/>
-        <xsd:element name="contentType" minOccurs="0" maxOccurs="1" type="xsd:string" ma:displayName="Content Type"/>
-        <xsd:element ref="dc:title" minOccurs="0" maxOccurs="1" ma:index="1" ma:displayName="Title"/>
-        <xsd:element ref="dc:subject" minOccurs="0" maxOccurs="1"/>
-        <xsd:element ref="dc:description" minOccurs="0" maxOccurs="1"/>
-        <xsd:element name="keywords" minOccurs="0" maxOccurs="1" type="xsd:string"/>
-        <xsd:element ref="dc:language" minOccurs="0" maxOccurs="1"/>
-        <xsd:element name="category" minOccurs="0" maxOccurs="1" type="xsd:string"/>
-        <xsd:element name="version" minOccurs="0" maxOccurs="1" type="xsd:string"/>
-        <xsd:element name="revision" minOccurs="0" maxOccurs="1" type="xsd:string">
-          <xsd:annotation>
-            <xsd:documentation>
-                        This value indicates the number of saves or revisions. The application is responsible for updating this value after each revision.
-                    </xsd:documentation>
-          </xsd:annotation>
-        </xsd:element>
-        <xsd:element name="lastModifiedBy" minOccurs="0" maxOccurs="1" type="xsd:string"/>
-        <xsd:element ref="dcterms:modified" minOccurs="0" maxOccurs="1"/>
-        <xsd:element name="contentStatus" minOccurs="0" maxOccurs="1" type="xsd:string"/>
-      </xsd:all>
-    </xsd:complexType>
-  </xsd:schema>
-  <xs:schema xmlns:pc="http://schemas.microsoft.com/office/infopath/2007/PartnerControls" xmlns:xs="http://www.w3.org/2001/XMLSchema" targetNamespace="http://schemas.microsoft.com/office/infopath/2007/PartnerControls" elementFormDefault="qualified" attributeFormDefault="unqualified">
-    <xs:element name="Person">
-      <xs:complexType>
-        <xs:sequence>
-          <xs:element ref="pc:DisplayName" minOccurs="0"/>
-          <xs:element ref="pc:AccountId" minOccurs="0"/>
-          <xs:element ref="pc:AccountType" minOccurs="0"/>
-        </xs:sequence>
-      </xs:complexType>
-    </xs:element>
-    <xs:element name="DisplayName" type="xs:string"/>
-    <xs:element name="AccountId" type="xs:string"/>
-    <xs:element name="AccountType" type="xs:string"/>
-    <xs:element name="BDCAssociatedEntity">
-      <xs:complexType>
-        <xs:sequence>
-          <xs:element ref="pc:BDCEntity" minOccurs="0" maxOccurs="unbounded"/>
-        </xs:sequence>
-        <xs:attribute ref="pc:EntityNamespace"/>
-        <xs:attribute ref="pc:EntityName"/>
-        <xs:attribute ref="pc:SystemInstanceName"/>
-        <xs:attribute ref="pc:AssociationName"/>
-      </xs:complexType>
-    </xs:element>
-    <xs:attribute name="EntityNamespace" type="xs:string"/>
-    <xs:attribute name="EntityName" type="xs:string"/>
-    <xs:attribute name="SystemInstanceName" type="xs:string"/>
-    <xs:attribute name="AssociationName" type="xs:string"/>
-    <xs:element name="BDCEntity">
-      <xs:complexType>
-        <xs:sequence>
-          <xs:element ref="pc:EntityDisplayName" minOccurs="0"/>
-          <xs:element ref="pc:EntityInstanceReference" minOccurs="0"/>
-          <xs:element ref="pc:EntityId1" minOccurs="0"/>
-          <xs:element ref="pc:EntityId2" minOccurs="0"/>
-          <xs:element ref="pc:EntityId3" minOccurs="0"/>
-          <xs:element ref="pc:EntityId4" minOccurs="0"/>
-          <xs:element ref="pc:EntityId5" minOccurs="0"/>
-        </xs:sequence>
-      </xs:complexType>
-    </xs:element>
-    <xs:element name="EntityDisplayName" type="xs:string"/>
-    <xs:element name="EntityInstanceReference" type="xs:string"/>
-    <xs:element name="EntityId1" type="xs:string"/>
-    <xs:element name="EntityId2" type="xs:string"/>
-    <xs:element name="EntityId3" type="xs:string"/>
-    <xs:element name="EntityId4" type="xs:string"/>
-    <xs:element name="EntityId5" type="xs:string"/>
-    <xs:element name="Terms">
-      <xs:complexType>
-        <xs:sequence>
-          <xs:element ref="pc:TermInfo" minOccurs="0" maxOccurs="unbounded"/>
-        </xs:sequence>
-      </xs:complexType>
-    </xs:element>
-    <xs:element name="TermInfo">
-      <xs:complexType>
-        <xs:sequence>
-          <xs:element ref="pc:TermName" minOccurs="0"/>
-          <xs:element ref="pc:TermId" minOccurs="0"/>
-        </xs:sequence>
-      </xs:complexType>
-    </xs:element>
-    <xs:element name="TermName" type="xs:string"/>
-    <xs:element name="TermId" type="xs:string"/>
-  </xs:schema>
-</ct:contentTypeSchema>
-</file>
-
-<file path=customXml/item22.xml><?xml version="1.0" encoding="utf-8"?>
-<?mso-contentType ?>
-<FormTemplates xmlns="http://schemas.microsoft.com/sharepoint/v3/contenttype/forms">
-  <Display>DocumentLibraryForm</Display>
-  <Edit>DocumentLibraryForm</Edit>
-  <New>DocumentLibraryForm</New>
-</FormTemplates>
-</file>
-
-<file path=customXml/item3.xml><?xml version="1.0" encoding="utf-8"?>
-<p:properties xmlns:p="http://schemas.microsoft.com/office/2006/metadata/properties" xmlns:xsi="http://www.w3.org/2001/XMLSchema-instance" xmlns:pc="http://schemas.microsoft.com/office/infopath/2007/PartnerControls">
-  <documentManagement>
-    <_ip_UnifiedCompliancePolicyUIAction xmlns="http://schemas.microsoft.com/sharepoint/v3" xsi:nil="true"/>
-    <Image xmlns="71af3243-3dd4-4a8d-8c0d-dd76da1f02a5">
-      <Url xsi:nil="true"/>
-      <Description xsi:nil="true"/>
-    </Image>
-    <Status xmlns="71af3243-3dd4-4a8d-8c0d-dd76da1f02a5">Not started</Status>
-    <Background xmlns="71af3243-3dd4-4a8d-8c0d-dd76da1f02a5">false</Background>
-    <_ip_UnifiedCompliancePolicyProperties xmlns="http://schemas.microsoft.com/sharepoint/v3" xsi:nil="true"/>
-    <ImageTagsTaxHTField xmlns="71af3243-3dd4-4a8d-8c0d-dd76da1f02a5">
-      <Terms xmlns="http://schemas.microsoft.com/office/infopath/2007/PartnerControls"/>
-    </ImageTagsTaxHTField>
-    <TaxCatchAll xmlns="230e9df3-be65-4c73-a93b-d1236ebd677e" xsi:nil="true"/>
-    <MediaServiceKeyPoints xmlns="71af3243-3dd4-4a8d-8c0d-dd76da1f02a5" xsi:nil="true"/>
-  </documentManagement>
-</p:properties>
-</file>
-
-<file path=customXml/itemProps13.xml><?xml version="1.0" encoding="utf-8"?>
-<ds:datastoreItem xmlns:ds="http://schemas.openxmlformats.org/officeDocument/2006/customXml" ds:itemID="{B0570184-621B-494D-88AC-1C0C84E908FF}"/>
-</file>
-
-<file path=customXml/itemProps22.xml><?xml version="1.0" encoding="utf-8"?>
-<ds:datastoreItem xmlns:ds="http://schemas.openxmlformats.org/officeDocument/2006/customXml" ds:itemID="{D3D0AF68-AC2E-4F8B-9602-D8083AE7A50C}"/>
-</file>
-
-<file path=customXml/itemProps31.xml><?xml version="1.0" encoding="utf-8"?>
-<ds:datastoreItem xmlns:ds="http://schemas.openxmlformats.org/officeDocument/2006/customXml" ds:itemID="{80D0490C-BDB1-4A9A-A49C-25CBFE2C5597}"/>
-</file>
-
 <file path=docMetadata/LabelInfo.xml><?xml version="1.0" encoding="utf-8"?>
 <clbl:labelList xmlns:clbl="http://schemas.microsoft.com/office/2020/mipLabelMetadata"/>
 </file>